--- a/docs/handover/word/README.docx
+++ b/docs/handover/word/README.docx
@@ -7,7 +7,7 @@
         <w:pStyle w:val="Title"/>
       </w:pPr>
       <w:r>
-        <w:t>Tổng quan hệ thống ITAM</w:t>
+        <w:t>TỔNG QUAN HỆ THỐNG ITAM</w:t>
       </w:r>
     </w:p>
     <w:p>
@@ -20,7 +20,7 @@
         <w:pStyle w:val="Heading1"/>
       </w:pPr>
       <w:r>
-        <w:t>Đối tượng sử dụng</w:t>
+        <w:t>ĐỐI TƯỢNG SỬ DỤNG</w:t>
       </w:r>
     </w:p>
     <w:p>
@@ -60,7 +60,7 @@
         <w:pStyle w:val="Heading1"/>
       </w:pPr>
       <w:r>
-        <w:t>Bộ tài liệu</w:t>
+        <w:t>BỘ TÀI LIỆU</w:t>
       </w:r>
     </w:p>
     <w:p>
@@ -108,7 +108,7 @@
         <w:pStyle w:val="Heading1"/>
       </w:pPr>
       <w:r>
-        <w:t>Phạm vi chức năng</w:t>
+        <w:t>PHẠM VI CHỨC NĂNG</w:t>
       </w:r>
     </w:p>
     <w:p>
@@ -126,7 +126,7 @@
         <w:pStyle w:val="Heading1"/>
       </w:pPr>
       <w:r>
-        <w:t>Vai trò và trách nhiệm</w:t>
+        <w:t>VAI TRÒ VÀ TRÁCH NHIỆM</w:t>
       </w:r>
     </w:p>
     <w:p>
@@ -171,7 +171,7 @@
         <w:pStyle w:val="Heading1"/>
       </w:pPr>
       <w:r>
-        <w:t>Kiến trúc và dữ liệu</w:t>
+        <w:t>KIẾN TRÚC VÀ DỮ LIỆU</w:t>
       </w:r>
     </w:p>
     <w:p>
@@ -224,7 +224,7 @@
         <w:pStyle w:val="Heading1"/>
       </w:pPr>
       <w:r>
-        <w:t>Điều kiện sử dụng</w:t>
+        <w:t>ĐIỀU KIỆN SỬ DỤNG</w:t>
       </w:r>
     </w:p>
     <w:p>
@@ -242,7 +242,7 @@
         <w:pStyle w:val="Heading1"/>
       </w:pPr>
       <w:r>
-        <w:t>Giới hạn prototype</w:t>
+        <w:t>GIỚI HẠN PROTOTYPE</w:t>
       </w:r>
     </w:p>
     <w:p>
@@ -260,7 +260,7 @@
         <w:pStyle w:val="Heading1"/>
       </w:pPr>
       <w:r>
-        <w:t>Tiếp nhận và nghiệm thu</w:t>
+        <w:t>TIẾP NHẬN VÀ NGHIỆM THU</w:t>
       </w:r>
     </w:p>
     <w:p>
@@ -328,6 +328,7 @@
     </w:pPr>
     <w:r>
       <w:rPr>
+        <w:rFonts w:ascii="Times New Roman" w:hAnsi="Times New Roman" w:cs="Times New Roman" w:eastAsia="Times New Roman"/>
         <w:sz w:val="18"/>
       </w:rPr>
       <w:t xml:space="preserve">ITAM  |  </w:t>
@@ -545,9 +546,9 @@
   <w:docDefaults>
     <w:rPrDefault>
       <w:rPr>
-        <w:rFonts w:asciiTheme="minorHAnsi" w:eastAsiaTheme="minorEastAsia" w:hAnsiTheme="minorHAnsi" w:cstheme="minorBidi"/>
-        <w:sz w:val="22"/>
-        <w:szCs w:val="22"/>
+        <w:rFonts w:ascii="Times New Roman" w:hAnsi="Times New Roman" w:cs="Times New Roman" w:eastAsia="Times New Roman"/>
+        <w:sz w:val="26"/>
+        <w:szCs w:val="26"/>
         <w:lang w:val="en-US" w:eastAsia="en-US" w:bidi="ar-SA"/>
       </w:rPr>
     </w:rPrDefault>
@@ -704,9 +705,10 @@
       <w:spacing w:after="120" w:line="259" w:lineRule="auto"/>
     </w:pPr>
     <w:rPr>
-      <w:rFonts w:ascii="Calibri" w:hAnsi="Calibri"/>
+      <w:rFonts w:ascii="Times New Roman" w:hAnsi="Times New Roman" w:cs="Times New Roman" w:eastAsia="Times New Roman"/>
       <w:color w:val="000000"/>
-      <w:sz w:val="22"/>
+      <w:sz w:val="26"/>
+      <w:szCs w:val="26"/>
     </w:rPr>
   </w:style>
   <w:style w:type="paragraph" w:styleId="Header">
@@ -768,12 +770,13 @@
       <w:outlineLvl w:val="0"/>
     </w:pPr>
     <w:rPr>
-      <w:rFonts w:asciiTheme="majorHAnsi" w:eastAsiaTheme="majorEastAsia" w:hAnsiTheme="majorHAnsi" w:cstheme="majorBidi" w:ascii="Calibri" w:hAnsi="Calibri"/>
+      <w:rFonts w:ascii="Times New Roman" w:hAnsi="Times New Roman" w:cs="Times New Roman" w:eastAsia="Times New Roman"/>
       <w:b/>
       <w:bCs/>
       <w:color w:val="000000"/>
-      <w:sz w:val="32"/>
+      <w:sz w:val="28"/>
       <w:szCs w:val="28"/>
+      <w:caps/>
     </w:rPr>
   </w:style>
   <w:style w:type="paragraph" w:styleId="Heading2">
@@ -792,12 +795,13 @@
       <w:outlineLvl w:val="1"/>
     </w:pPr>
     <w:rPr>
-      <w:rFonts w:asciiTheme="majorHAnsi" w:eastAsiaTheme="majorEastAsia" w:hAnsiTheme="majorHAnsi" w:cstheme="majorBidi" w:ascii="Calibri" w:hAnsi="Calibri"/>
+      <w:rFonts w:ascii="Times New Roman" w:hAnsi="Times New Roman" w:cs="Times New Roman" w:eastAsia="Times New Roman"/>
       <w:b/>
       <w:bCs/>
       <w:color w:val="000000"/>
-      <w:sz w:val="26"/>
-      <w:szCs w:val="26"/>
+      <w:sz w:val="28"/>
+      <w:szCs w:val="28"/>
+      <w:caps/>
     </w:rPr>
   </w:style>
   <w:style w:type="paragraph" w:styleId="Heading3">
@@ -816,7 +820,7 @@
       <w:outlineLvl w:val="2"/>
     </w:pPr>
     <w:rPr>
-      <w:rFonts w:asciiTheme="majorHAnsi" w:eastAsiaTheme="majorEastAsia" w:hAnsiTheme="majorHAnsi" w:cstheme="majorBidi" w:ascii="Calibri" w:hAnsi="Calibri"/>
+      <w:rFonts w:ascii="Times New Roman" w:hAnsi="Times New Roman" w:cs="Times New Roman" w:eastAsia="Times New Roman"/>
       <w:b/>
       <w:bCs/>
       <w:color w:val="000000"/>
@@ -840,7 +844,7 @@
       <w:outlineLvl w:val="3"/>
     </w:pPr>
     <w:rPr>
-      <w:rFonts w:asciiTheme="majorHAnsi" w:eastAsiaTheme="majorEastAsia" w:hAnsiTheme="majorHAnsi" w:cstheme="majorBidi"/>
+      <w:rFonts w:ascii="Times New Roman" w:hAnsi="Times New Roman" w:cs="Times New Roman" w:eastAsia="Times New Roman"/>
       <w:b/>
       <w:bCs/>
       <w:i/>
@@ -865,7 +869,7 @@
       <w:outlineLvl w:val="4"/>
     </w:pPr>
     <w:rPr>
-      <w:rFonts w:asciiTheme="majorHAnsi" w:eastAsiaTheme="majorEastAsia" w:hAnsiTheme="majorHAnsi" w:cstheme="majorBidi"/>
+      <w:rFonts w:ascii="Times New Roman" w:hAnsi="Times New Roman" w:cs="Times New Roman" w:eastAsia="Times New Roman"/>
       <w:color w:val="243F60" w:themeColor="accent1" w:themeShade="7F"/>
     </w:rPr>
   </w:style>
@@ -886,7 +890,7 @@
       <w:outlineLvl w:val="5"/>
     </w:pPr>
     <w:rPr>
-      <w:rFonts w:asciiTheme="majorHAnsi" w:eastAsiaTheme="majorEastAsia" w:hAnsiTheme="majorHAnsi" w:cstheme="majorBidi"/>
+      <w:rFonts w:ascii="Times New Roman" w:hAnsi="Times New Roman" w:cs="Times New Roman" w:eastAsia="Times New Roman"/>
       <w:i/>
       <w:iCs/>
       <w:color w:val="243F60" w:themeColor="accent1" w:themeShade="7F"/>
@@ -909,7 +913,7 @@
       <w:outlineLvl w:val="6"/>
     </w:pPr>
     <w:rPr>
-      <w:rFonts w:asciiTheme="majorHAnsi" w:eastAsiaTheme="majorEastAsia" w:hAnsiTheme="majorHAnsi" w:cstheme="majorBidi"/>
+      <w:rFonts w:ascii="Times New Roman" w:hAnsi="Times New Roman" w:cs="Times New Roman" w:eastAsia="Times New Roman"/>
       <w:i/>
       <w:iCs/>
       <w:color w:val="404040" w:themeColor="text1" w:themeTint="BF"/>
@@ -932,7 +936,7 @@
       <w:outlineLvl w:val="7"/>
     </w:pPr>
     <w:rPr>
-      <w:rFonts w:asciiTheme="majorHAnsi" w:eastAsiaTheme="majorEastAsia" w:hAnsiTheme="majorHAnsi" w:cstheme="majorBidi"/>
+      <w:rFonts w:ascii="Times New Roman" w:hAnsi="Times New Roman" w:cs="Times New Roman" w:eastAsia="Times New Roman"/>
       <w:color w:val="4F81BD" w:themeColor="accent1"/>
       <w:sz w:val="20"/>
       <w:szCs w:val="20"/>
@@ -955,7 +959,7 @@
       <w:outlineLvl w:val="8"/>
     </w:pPr>
     <w:rPr>
-      <w:rFonts w:asciiTheme="majorHAnsi" w:eastAsiaTheme="majorEastAsia" w:hAnsiTheme="majorHAnsi" w:cstheme="majorBidi"/>
+      <w:rFonts w:ascii="Times New Roman" w:hAnsi="Times New Roman" w:cs="Times New Roman" w:eastAsia="Times New Roman"/>
       <w:i/>
       <w:iCs/>
       <w:color w:val="404040" w:themeColor="text1" w:themeTint="BF"/>
@@ -1006,7 +1010,7 @@
     <w:uiPriority w:val="9"/>
     <w:rsid w:val="00FC693F"/>
     <w:rPr>
-      <w:rFonts w:asciiTheme="majorHAnsi" w:eastAsiaTheme="majorEastAsia" w:hAnsiTheme="majorHAnsi" w:cstheme="majorBidi"/>
+      <w:rFonts w:ascii="Times New Roman" w:hAnsi="Times New Roman" w:cs="Times New Roman" w:eastAsia="Times New Roman"/>
       <w:b/>
       <w:bCs/>
       <w:color w:val="365F91" w:themeColor="accent1" w:themeShade="BF"/>
@@ -1021,7 +1025,7 @@
     <w:uiPriority w:val="9"/>
     <w:rsid w:val="00FC693F"/>
     <w:rPr>
-      <w:rFonts w:asciiTheme="majorHAnsi" w:eastAsiaTheme="majorEastAsia" w:hAnsiTheme="majorHAnsi" w:cstheme="majorBidi"/>
+      <w:rFonts w:ascii="Times New Roman" w:hAnsi="Times New Roman" w:cs="Times New Roman" w:eastAsia="Times New Roman"/>
       <w:b/>
       <w:bCs/>
       <w:color w:val="4F81BD" w:themeColor="accent1"/>
@@ -1036,7 +1040,7 @@
     <w:uiPriority w:val="9"/>
     <w:rsid w:val="00FC693F"/>
     <w:rPr>
-      <w:rFonts w:asciiTheme="majorHAnsi" w:eastAsiaTheme="majorEastAsia" w:hAnsiTheme="majorHAnsi" w:cstheme="majorBidi"/>
+      <w:rFonts w:ascii="Times New Roman" w:hAnsi="Times New Roman" w:cs="Times New Roman" w:eastAsia="Times New Roman"/>
       <w:b/>
       <w:bCs/>
       <w:color w:val="4F81BD" w:themeColor="accent1"/>
@@ -1058,12 +1062,15 @@
       <w:contextualSpacing/>
     </w:pPr>
     <w:rPr>
-      <w:rFonts w:asciiTheme="majorHAnsi" w:eastAsiaTheme="majorEastAsia" w:hAnsiTheme="majorHAnsi" w:cstheme="majorBidi" w:ascii="Calibri" w:hAnsi="Calibri"/>
+      <w:rFonts w:ascii="Times New Roman" w:hAnsi="Times New Roman" w:cs="Times New Roman" w:eastAsia="Times New Roman"/>
       <w:color w:val="000000"/>
       <w:spacing w:val="5"/>
       <w:kern w:val="28"/>
-      <w:sz w:val="46"/>
-      <w:szCs w:val="52"/>
+      <w:sz w:val="28"/>
+      <w:szCs w:val="28"/>
+      <w:b/>
+      <w:bCs/>
+      <w:caps/>
     </w:rPr>
   </w:style>
   <w:style w:type="character" w:customStyle="1" w:styleId="TitleChar">
@@ -1073,7 +1080,7 @@
     <w:uiPriority w:val="10"/>
     <w:rsid w:val="00FC693F"/>
     <w:rPr>
-      <w:rFonts w:asciiTheme="majorHAnsi" w:eastAsiaTheme="majorEastAsia" w:hAnsiTheme="majorHAnsi" w:cstheme="majorBidi"/>
+      <w:rFonts w:ascii="Times New Roman" w:hAnsi="Times New Roman" w:cs="Times New Roman" w:eastAsia="Times New Roman"/>
       <w:color w:val="17365D" w:themeColor="text2" w:themeShade="BF"/>
       <w:spacing w:val="5"/>
       <w:kern w:val="28"/>
@@ -1095,7 +1102,7 @@
       </w:numPr>
     </w:pPr>
     <w:rPr>
-      <w:rFonts w:asciiTheme="majorHAnsi" w:eastAsiaTheme="majorEastAsia" w:hAnsiTheme="majorHAnsi" w:cstheme="majorBidi"/>
+      <w:rFonts w:ascii="Times New Roman" w:hAnsi="Times New Roman" w:cs="Times New Roman" w:eastAsia="Times New Roman"/>
       <w:i/>
       <w:iCs/>
       <w:color w:val="4F81BD" w:themeColor="accent1"/>
@@ -1111,7 +1118,7 @@
     <w:uiPriority w:val="11"/>
     <w:rsid w:val="00FC693F"/>
     <w:rPr>
-      <w:rFonts w:asciiTheme="majorHAnsi" w:eastAsiaTheme="majorEastAsia" w:hAnsiTheme="majorHAnsi" w:cstheme="majorBidi"/>
+      <w:rFonts w:ascii="Times New Roman" w:hAnsi="Times New Roman" w:cs="Times New Roman" w:eastAsia="Times New Roman"/>
       <w:i/>
       <w:iCs/>
       <w:color w:val="4F81BD" w:themeColor="accent1"/>
@@ -1239,8 +1246,10 @@
       <w:contextualSpacing/>
     </w:pPr>
     <w:rPr>
-      <w:rFonts w:ascii="Calibri" w:hAnsi="Calibri"/>
+      <w:rFonts w:ascii="Times New Roman" w:hAnsi="Times New Roman" w:cs="Times New Roman" w:eastAsia="Times New Roman"/>
       <w:color w:val="000000"/>
+      <w:sz w:val="26"/>
+      <w:szCs w:val="26"/>
     </w:rPr>
   </w:style>
   <w:style w:type="paragraph" w:styleId="ListBullet2">
@@ -1282,7 +1291,7 @@
       <w:contextualSpacing/>
     </w:pPr>
     <w:rPr>
-      <w:rFonts w:ascii="Calibri" w:hAnsi="Calibri"/>
+      <w:rFonts w:ascii="Times New Roman" w:hAnsi="Times New Roman" w:cs="Times New Roman" w:eastAsia="Times New Roman"/>
       <w:color w:val="000000"/>
     </w:rPr>
   </w:style>
@@ -1366,7 +1375,7 @@
       </w:tabs>
     </w:pPr>
     <w:rPr>
-      <w:rFonts w:ascii="Courier" w:hAnsi="Courier"/>
+      <w:rFonts w:ascii="Times New Roman" w:hAnsi="Times New Roman" w:cs="Times New Roman" w:eastAsia="Times New Roman"/>
       <w:sz w:val="20"/>
       <w:szCs w:val="20"/>
     </w:rPr>
@@ -1378,7 +1387,7 @@
     <w:uiPriority w:val="99"/>
     <w:rsid w:val="0029639D"/>
     <w:rPr>
-      <w:rFonts w:ascii="Courier" w:hAnsi="Courier"/>
+      <w:rFonts w:ascii="Times New Roman" w:hAnsi="Times New Roman" w:cs="Times New Roman" w:eastAsia="Times New Roman"/>
       <w:sz w:val="20"/>
       <w:szCs w:val="20"/>
     </w:rPr>
@@ -1417,7 +1426,7 @@
     <w:semiHidden/>
     <w:rsid w:val="00FC693F"/>
     <w:rPr>
-      <w:rFonts w:asciiTheme="majorHAnsi" w:eastAsiaTheme="majorEastAsia" w:hAnsiTheme="majorHAnsi" w:cstheme="majorBidi"/>
+      <w:rFonts w:ascii="Times New Roman" w:hAnsi="Times New Roman" w:cs="Times New Roman" w:eastAsia="Times New Roman"/>
       <w:b/>
       <w:bCs/>
       <w:i/>
@@ -1433,7 +1442,7 @@
     <w:semiHidden/>
     <w:rsid w:val="00FC693F"/>
     <w:rPr>
-      <w:rFonts w:asciiTheme="majorHAnsi" w:eastAsiaTheme="majorEastAsia" w:hAnsiTheme="majorHAnsi" w:cstheme="majorBidi"/>
+      <w:rFonts w:ascii="Times New Roman" w:hAnsi="Times New Roman" w:cs="Times New Roman" w:eastAsia="Times New Roman"/>
       <w:color w:val="243F60" w:themeColor="accent1" w:themeShade="7F"/>
     </w:rPr>
   </w:style>
@@ -1445,7 +1454,7 @@
     <w:semiHidden/>
     <w:rsid w:val="00FC693F"/>
     <w:rPr>
-      <w:rFonts w:asciiTheme="majorHAnsi" w:eastAsiaTheme="majorEastAsia" w:hAnsiTheme="majorHAnsi" w:cstheme="majorBidi"/>
+      <w:rFonts w:ascii="Times New Roman" w:hAnsi="Times New Roman" w:cs="Times New Roman" w:eastAsia="Times New Roman"/>
       <w:i/>
       <w:iCs/>
       <w:color w:val="243F60" w:themeColor="accent1" w:themeShade="7F"/>
@@ -1459,7 +1468,7 @@
     <w:semiHidden/>
     <w:rsid w:val="00FC693F"/>
     <w:rPr>
-      <w:rFonts w:asciiTheme="majorHAnsi" w:eastAsiaTheme="majorEastAsia" w:hAnsiTheme="majorHAnsi" w:cstheme="majorBidi"/>
+      <w:rFonts w:ascii="Times New Roman" w:hAnsi="Times New Roman" w:cs="Times New Roman" w:eastAsia="Times New Roman"/>
       <w:i/>
       <w:iCs/>
       <w:color w:val="404040" w:themeColor="text1" w:themeTint="BF"/>
@@ -1473,7 +1482,7 @@
     <w:semiHidden/>
     <w:rsid w:val="00FC693F"/>
     <w:rPr>
-      <w:rFonts w:asciiTheme="majorHAnsi" w:eastAsiaTheme="majorEastAsia" w:hAnsiTheme="majorHAnsi" w:cstheme="majorBidi"/>
+      <w:rFonts w:ascii="Times New Roman" w:hAnsi="Times New Roman" w:cs="Times New Roman" w:eastAsia="Times New Roman"/>
       <w:color w:val="4F81BD" w:themeColor="accent1"/>
       <w:sz w:val="20"/>
       <w:szCs w:val="20"/>
@@ -1487,7 +1496,7 @@
     <w:semiHidden/>
     <w:rsid w:val="00FC693F"/>
     <w:rPr>
-      <w:rFonts w:asciiTheme="majorHAnsi" w:eastAsiaTheme="majorEastAsia" w:hAnsiTheme="majorHAnsi" w:cstheme="majorBidi"/>
+      <w:rFonts w:ascii="Times New Roman" w:hAnsi="Times New Roman" w:cs="Times New Roman" w:eastAsia="Times New Roman"/>
       <w:i/>
       <w:iCs/>
       <w:color w:val="404040" w:themeColor="text1" w:themeTint="BF"/>
@@ -6336,7 +6345,7 @@
       <w:spacing w:after="0" w:line="240" w:lineRule="auto"/>
     </w:pPr>
     <w:rPr>
-      <w:rFonts w:asciiTheme="majorHAnsi" w:eastAsiaTheme="majorEastAsia" w:hAnsiTheme="majorHAnsi" w:cstheme="majorBidi"/>
+      <w:rFonts w:ascii="Times New Roman" w:hAnsi="Times New Roman" w:cs="Times New Roman" w:eastAsia="Times New Roman"/>
       <w:color w:val="000000" w:themeColor="text1"/>
     </w:rPr>
     <w:tblPr>
@@ -6464,7 +6473,7 @@
       <w:spacing w:after="0" w:line="240" w:lineRule="auto"/>
     </w:pPr>
     <w:rPr>
-      <w:rFonts w:asciiTheme="majorHAnsi" w:eastAsiaTheme="majorEastAsia" w:hAnsiTheme="majorHAnsi" w:cstheme="majorBidi"/>
+      <w:rFonts w:ascii="Times New Roman" w:hAnsi="Times New Roman" w:cs="Times New Roman" w:eastAsia="Times New Roman"/>
       <w:color w:val="000000" w:themeColor="text1"/>
     </w:rPr>
     <w:tblPr>
@@ -6592,7 +6601,7 @@
       <w:spacing w:after="0" w:line="240" w:lineRule="auto"/>
     </w:pPr>
     <w:rPr>
-      <w:rFonts w:asciiTheme="majorHAnsi" w:eastAsiaTheme="majorEastAsia" w:hAnsiTheme="majorHAnsi" w:cstheme="majorBidi"/>
+      <w:rFonts w:ascii="Times New Roman" w:hAnsi="Times New Roman" w:cs="Times New Roman" w:eastAsia="Times New Roman"/>
       <w:color w:val="000000" w:themeColor="text1"/>
     </w:rPr>
     <w:tblPr>
@@ -6720,7 +6729,7 @@
       <w:spacing w:after="0" w:line="240" w:lineRule="auto"/>
     </w:pPr>
     <w:rPr>
-      <w:rFonts w:asciiTheme="majorHAnsi" w:eastAsiaTheme="majorEastAsia" w:hAnsiTheme="majorHAnsi" w:cstheme="majorBidi"/>
+      <w:rFonts w:ascii="Times New Roman" w:hAnsi="Times New Roman" w:cs="Times New Roman" w:eastAsia="Times New Roman"/>
       <w:color w:val="000000" w:themeColor="text1"/>
     </w:rPr>
     <w:tblPr>
@@ -6848,7 +6857,7 @@
       <w:spacing w:after="0" w:line="240" w:lineRule="auto"/>
     </w:pPr>
     <w:rPr>
-      <w:rFonts w:asciiTheme="majorHAnsi" w:eastAsiaTheme="majorEastAsia" w:hAnsiTheme="majorHAnsi" w:cstheme="majorBidi"/>
+      <w:rFonts w:ascii="Times New Roman" w:hAnsi="Times New Roman" w:cs="Times New Roman" w:eastAsia="Times New Roman"/>
       <w:color w:val="000000" w:themeColor="text1"/>
     </w:rPr>
     <w:tblPr>
@@ -6976,7 +6985,7 @@
       <w:spacing w:after="0" w:line="240" w:lineRule="auto"/>
     </w:pPr>
     <w:rPr>
-      <w:rFonts w:asciiTheme="majorHAnsi" w:eastAsiaTheme="majorEastAsia" w:hAnsiTheme="majorHAnsi" w:cstheme="majorBidi"/>
+      <w:rFonts w:ascii="Times New Roman" w:hAnsi="Times New Roman" w:cs="Times New Roman" w:eastAsia="Times New Roman"/>
       <w:color w:val="000000" w:themeColor="text1"/>
     </w:rPr>
     <w:tblPr>
@@ -7104,7 +7113,7 @@
       <w:spacing w:after="0" w:line="240" w:lineRule="auto"/>
     </w:pPr>
     <w:rPr>
-      <w:rFonts w:asciiTheme="majorHAnsi" w:eastAsiaTheme="majorEastAsia" w:hAnsiTheme="majorHAnsi" w:cstheme="majorBidi"/>
+      <w:rFonts w:ascii="Times New Roman" w:hAnsi="Times New Roman" w:cs="Times New Roman" w:eastAsia="Times New Roman"/>
       <w:color w:val="000000" w:themeColor="text1"/>
     </w:rPr>
     <w:tblPr>
@@ -7743,7 +7752,7 @@
       <w:spacing w:after="0" w:line="240" w:lineRule="auto"/>
     </w:pPr>
     <w:rPr>
-      <w:rFonts w:asciiTheme="majorHAnsi" w:eastAsiaTheme="majorEastAsia" w:hAnsiTheme="majorHAnsi" w:cstheme="majorBidi"/>
+      <w:rFonts w:ascii="Times New Roman" w:hAnsi="Times New Roman" w:cs="Times New Roman" w:eastAsia="Times New Roman"/>
       <w:color w:val="000000" w:themeColor="text1"/>
     </w:rPr>
     <w:tblPr>
@@ -7868,7 +7877,7 @@
       <w:spacing w:after="0" w:line="240" w:lineRule="auto"/>
     </w:pPr>
     <w:rPr>
-      <w:rFonts w:asciiTheme="majorHAnsi" w:eastAsiaTheme="majorEastAsia" w:hAnsiTheme="majorHAnsi" w:cstheme="majorBidi"/>
+      <w:rFonts w:ascii="Times New Roman" w:hAnsi="Times New Roman" w:cs="Times New Roman" w:eastAsia="Times New Roman"/>
       <w:color w:val="000000" w:themeColor="text1"/>
     </w:rPr>
     <w:tblPr>
@@ -7993,7 +8002,7 @@
       <w:spacing w:after="0" w:line="240" w:lineRule="auto"/>
     </w:pPr>
     <w:rPr>
-      <w:rFonts w:asciiTheme="majorHAnsi" w:eastAsiaTheme="majorEastAsia" w:hAnsiTheme="majorHAnsi" w:cstheme="majorBidi"/>
+      <w:rFonts w:ascii="Times New Roman" w:hAnsi="Times New Roman" w:cs="Times New Roman" w:eastAsia="Times New Roman"/>
       <w:color w:val="000000" w:themeColor="text1"/>
     </w:rPr>
     <w:tblPr>
@@ -8118,7 +8127,7 @@
       <w:spacing w:after="0" w:line="240" w:lineRule="auto"/>
     </w:pPr>
     <w:rPr>
-      <w:rFonts w:asciiTheme="majorHAnsi" w:eastAsiaTheme="majorEastAsia" w:hAnsiTheme="majorHAnsi" w:cstheme="majorBidi"/>
+      <w:rFonts w:ascii="Times New Roman" w:hAnsi="Times New Roman" w:cs="Times New Roman" w:eastAsia="Times New Roman"/>
       <w:color w:val="000000" w:themeColor="text1"/>
     </w:rPr>
     <w:tblPr>
@@ -8243,7 +8252,7 @@
       <w:spacing w:after="0" w:line="240" w:lineRule="auto"/>
     </w:pPr>
     <w:rPr>
-      <w:rFonts w:asciiTheme="majorHAnsi" w:eastAsiaTheme="majorEastAsia" w:hAnsiTheme="majorHAnsi" w:cstheme="majorBidi"/>
+      <w:rFonts w:ascii="Times New Roman" w:hAnsi="Times New Roman" w:cs="Times New Roman" w:eastAsia="Times New Roman"/>
       <w:color w:val="000000" w:themeColor="text1"/>
     </w:rPr>
     <w:tblPr>
@@ -8368,7 +8377,7 @@
       <w:spacing w:after="0" w:line="240" w:lineRule="auto"/>
     </w:pPr>
     <w:rPr>
-      <w:rFonts w:asciiTheme="majorHAnsi" w:eastAsiaTheme="majorEastAsia" w:hAnsiTheme="majorHAnsi" w:cstheme="majorBidi"/>
+      <w:rFonts w:ascii="Times New Roman" w:hAnsi="Times New Roman" w:cs="Times New Roman" w:eastAsia="Times New Roman"/>
       <w:color w:val="000000" w:themeColor="text1"/>
     </w:rPr>
     <w:tblPr>
@@ -8493,7 +8502,7 @@
       <w:spacing w:after="0" w:line="240" w:lineRule="auto"/>
     </w:pPr>
     <w:rPr>
-      <w:rFonts w:asciiTheme="majorHAnsi" w:eastAsiaTheme="majorEastAsia" w:hAnsiTheme="majorHAnsi" w:cstheme="majorBidi"/>
+      <w:rFonts w:ascii="Times New Roman" w:hAnsi="Times New Roman" w:cs="Times New Roman" w:eastAsia="Times New Roman"/>
       <w:color w:val="000000" w:themeColor="text1"/>
     </w:rPr>
     <w:tblPr>
@@ -12408,9 +12417,9 @@
   <w:docDefaults>
     <w:rPrDefault>
       <w:rPr>
-        <w:rFonts w:asciiTheme="minorHAnsi" w:eastAsiaTheme="minorEastAsia" w:hAnsiTheme="minorHAnsi" w:cstheme="minorBidi"/>
-        <w:sz w:val="22"/>
-        <w:szCs w:val="22"/>
+        <w:rFonts w:ascii="Times New Roman" w:hAnsi="Times New Roman" w:cs="Times New Roman" w:eastAsia="Times New Roman"/>
+        <w:sz w:val="26"/>
+        <w:szCs w:val="26"/>
         <w:lang w:val="en-US" w:eastAsia="en-US" w:bidi="ar-SA"/>
       </w:rPr>
     </w:rPrDefault>
@@ -12563,6 +12572,11 @@
     <w:name w:val="Normal"/>
     <w:qFormat/>
     <w:rsid w:val="00FC693F"/>
+    <w:rPr>
+      <w:rFonts w:ascii="Times New Roman" w:hAnsi="Times New Roman" w:cs="Times New Roman" w:eastAsia="Times New Roman"/>
+      <w:sz w:val="26"/>
+      <w:szCs w:val="26"/>
+    </w:rPr>
   </w:style>
   <w:style w:type="paragraph" w:styleId="Heading1">
     <w:name w:val="heading 1"/>
@@ -12579,12 +12593,13 @@
       <w:outlineLvl w:val="0"/>
     </w:pPr>
     <w:rPr>
-      <w:rFonts w:asciiTheme="majorHAnsi" w:eastAsiaTheme="majorEastAsia" w:hAnsiTheme="majorHAnsi" w:cstheme="majorBidi"/>
+      <w:rFonts w:ascii="Times New Roman" w:hAnsi="Times New Roman" w:cs="Times New Roman" w:eastAsia="Times New Roman"/>
       <w:b/>
       <w:bCs/>
       <w:color w:val="365F91" w:themeColor="accent1" w:themeShade="BF"/>
       <w:sz w:val="28"/>
       <w:szCs w:val="28"/>
+      <w:caps/>
     </w:rPr>
   </w:style>
   <w:style w:type="paragraph" w:styleId="Heading2">
@@ -12603,12 +12618,13 @@
       <w:outlineLvl w:val="1"/>
     </w:pPr>
     <w:rPr>
-      <w:rFonts w:asciiTheme="majorHAnsi" w:eastAsiaTheme="majorEastAsia" w:hAnsiTheme="majorHAnsi" w:cstheme="majorBidi"/>
+      <w:rFonts w:ascii="Times New Roman" w:hAnsi="Times New Roman" w:cs="Times New Roman" w:eastAsia="Times New Roman"/>
       <w:b/>
       <w:bCs/>
       <w:color w:val="4F81BD" w:themeColor="accent1"/>
-      <w:sz w:val="26"/>
-      <w:szCs w:val="26"/>
+      <w:sz w:val="28"/>
+      <w:szCs w:val="28"/>
+      <w:caps/>
     </w:rPr>
   </w:style>
   <w:style w:type="paragraph" w:styleId="Heading3">
@@ -12627,7 +12643,7 @@
       <w:outlineLvl w:val="2"/>
     </w:pPr>
     <w:rPr>
-      <w:rFonts w:asciiTheme="majorHAnsi" w:eastAsiaTheme="majorEastAsia" w:hAnsiTheme="majorHAnsi" w:cstheme="majorBidi"/>
+      <w:rFonts w:ascii="Times New Roman" w:hAnsi="Times New Roman" w:cs="Times New Roman" w:eastAsia="Times New Roman"/>
       <w:b/>
       <w:bCs/>
       <w:color w:val="4F81BD" w:themeColor="accent1"/>
@@ -12650,7 +12666,7 @@
       <w:outlineLvl w:val="3"/>
     </w:pPr>
     <w:rPr>
-      <w:rFonts w:asciiTheme="majorHAnsi" w:eastAsiaTheme="majorEastAsia" w:hAnsiTheme="majorHAnsi" w:cstheme="majorBidi"/>
+      <w:rFonts w:ascii="Times New Roman" w:hAnsi="Times New Roman" w:cs="Times New Roman" w:eastAsia="Times New Roman"/>
       <w:b/>
       <w:bCs/>
       <w:i/>
@@ -12675,7 +12691,7 @@
       <w:outlineLvl w:val="4"/>
     </w:pPr>
     <w:rPr>
-      <w:rFonts w:asciiTheme="majorHAnsi" w:eastAsiaTheme="majorEastAsia" w:hAnsiTheme="majorHAnsi" w:cstheme="majorBidi"/>
+      <w:rFonts w:ascii="Times New Roman" w:hAnsi="Times New Roman" w:cs="Times New Roman" w:eastAsia="Times New Roman"/>
       <w:color w:val="243F60" w:themeColor="accent1" w:themeShade="7F"/>
     </w:rPr>
   </w:style>
@@ -12696,7 +12712,7 @@
       <w:outlineLvl w:val="5"/>
     </w:pPr>
     <w:rPr>
-      <w:rFonts w:asciiTheme="majorHAnsi" w:eastAsiaTheme="majorEastAsia" w:hAnsiTheme="majorHAnsi" w:cstheme="majorBidi"/>
+      <w:rFonts w:ascii="Times New Roman" w:hAnsi="Times New Roman" w:cs="Times New Roman" w:eastAsia="Times New Roman"/>
       <w:i/>
       <w:iCs/>
       <w:color w:val="243F60" w:themeColor="accent1" w:themeShade="7F"/>
@@ -12719,7 +12735,7 @@
       <w:outlineLvl w:val="6"/>
     </w:pPr>
     <w:rPr>
-      <w:rFonts w:asciiTheme="majorHAnsi" w:eastAsiaTheme="majorEastAsia" w:hAnsiTheme="majorHAnsi" w:cstheme="majorBidi"/>
+      <w:rFonts w:ascii="Times New Roman" w:hAnsi="Times New Roman" w:cs="Times New Roman" w:eastAsia="Times New Roman"/>
       <w:i/>
       <w:iCs/>
       <w:color w:val="404040" w:themeColor="text1" w:themeTint="BF"/>
@@ -12742,7 +12758,7 @@
       <w:outlineLvl w:val="7"/>
     </w:pPr>
     <w:rPr>
-      <w:rFonts w:asciiTheme="majorHAnsi" w:eastAsiaTheme="majorEastAsia" w:hAnsiTheme="majorHAnsi" w:cstheme="majorBidi"/>
+      <w:rFonts w:ascii="Times New Roman" w:hAnsi="Times New Roman" w:cs="Times New Roman" w:eastAsia="Times New Roman"/>
       <w:color w:val="4F81BD" w:themeColor="accent1"/>
       <w:sz w:val="20"/>
       <w:szCs w:val="20"/>
@@ -12765,7 +12781,7 @@
       <w:outlineLvl w:val="8"/>
     </w:pPr>
     <w:rPr>
-      <w:rFonts w:asciiTheme="majorHAnsi" w:eastAsiaTheme="majorEastAsia" w:hAnsiTheme="majorHAnsi" w:cstheme="majorBidi"/>
+      <w:rFonts w:ascii="Times New Roman" w:hAnsi="Times New Roman" w:cs="Times New Roman" w:eastAsia="Times New Roman"/>
       <w:i/>
       <w:iCs/>
       <w:color w:val="404040" w:themeColor="text1" w:themeTint="BF"/>
@@ -12816,7 +12832,7 @@
     <w:uiPriority w:val="9"/>
     <w:rsid w:val="00FC693F"/>
     <w:rPr>
-      <w:rFonts w:asciiTheme="majorHAnsi" w:eastAsiaTheme="majorEastAsia" w:hAnsiTheme="majorHAnsi" w:cstheme="majorBidi"/>
+      <w:rFonts w:ascii="Times New Roman" w:hAnsi="Times New Roman" w:cs="Times New Roman" w:eastAsia="Times New Roman"/>
       <w:b/>
       <w:bCs/>
       <w:color w:val="365F91" w:themeColor="accent1" w:themeShade="BF"/>
@@ -12831,7 +12847,7 @@
     <w:uiPriority w:val="9"/>
     <w:rsid w:val="00FC693F"/>
     <w:rPr>
-      <w:rFonts w:asciiTheme="majorHAnsi" w:eastAsiaTheme="majorEastAsia" w:hAnsiTheme="majorHAnsi" w:cstheme="majorBidi"/>
+      <w:rFonts w:ascii="Times New Roman" w:hAnsi="Times New Roman" w:cs="Times New Roman" w:eastAsia="Times New Roman"/>
       <w:b/>
       <w:bCs/>
       <w:color w:val="4F81BD" w:themeColor="accent1"/>
@@ -12846,7 +12862,7 @@
     <w:uiPriority w:val="9"/>
     <w:rsid w:val="00FC693F"/>
     <w:rPr>
-      <w:rFonts w:asciiTheme="majorHAnsi" w:eastAsiaTheme="majorEastAsia" w:hAnsiTheme="majorHAnsi" w:cstheme="majorBidi"/>
+      <w:rFonts w:ascii="Times New Roman" w:hAnsi="Times New Roman" w:cs="Times New Roman" w:eastAsia="Times New Roman"/>
       <w:b/>
       <w:bCs/>
       <w:color w:val="4F81BD" w:themeColor="accent1"/>
@@ -12868,12 +12884,15 @@
       <w:contextualSpacing/>
     </w:pPr>
     <w:rPr>
-      <w:rFonts w:asciiTheme="majorHAnsi" w:eastAsiaTheme="majorEastAsia" w:hAnsiTheme="majorHAnsi" w:cstheme="majorBidi"/>
+      <w:rFonts w:ascii="Times New Roman" w:hAnsi="Times New Roman" w:cs="Times New Roman" w:eastAsia="Times New Roman"/>
       <w:color w:val="17365D" w:themeColor="text2" w:themeShade="BF"/>
       <w:spacing w:val="5"/>
       <w:kern w:val="28"/>
-      <w:sz w:val="52"/>
-      <w:szCs w:val="52"/>
+      <w:sz w:val="28"/>
+      <w:szCs w:val="28"/>
+      <w:b/>
+      <w:bCs/>
+      <w:caps/>
     </w:rPr>
   </w:style>
   <w:style w:type="character" w:customStyle="1" w:styleId="TitleChar">
@@ -12883,7 +12902,7 @@
     <w:uiPriority w:val="10"/>
     <w:rsid w:val="00FC693F"/>
     <w:rPr>
-      <w:rFonts w:asciiTheme="majorHAnsi" w:eastAsiaTheme="majorEastAsia" w:hAnsiTheme="majorHAnsi" w:cstheme="majorBidi"/>
+      <w:rFonts w:ascii="Times New Roman" w:hAnsi="Times New Roman" w:cs="Times New Roman" w:eastAsia="Times New Roman"/>
       <w:color w:val="17365D" w:themeColor="text2" w:themeShade="BF"/>
       <w:spacing w:val="5"/>
       <w:kern w:val="28"/>
@@ -12905,7 +12924,7 @@
       </w:numPr>
     </w:pPr>
     <w:rPr>
-      <w:rFonts w:asciiTheme="majorHAnsi" w:eastAsiaTheme="majorEastAsia" w:hAnsiTheme="majorHAnsi" w:cstheme="majorBidi"/>
+      <w:rFonts w:ascii="Times New Roman" w:hAnsi="Times New Roman" w:cs="Times New Roman" w:eastAsia="Times New Roman"/>
       <w:i/>
       <w:iCs/>
       <w:color w:val="4F81BD" w:themeColor="accent1"/>
@@ -12921,7 +12940,7 @@
     <w:uiPriority w:val="11"/>
     <w:rsid w:val="00FC693F"/>
     <w:rPr>
-      <w:rFonts w:asciiTheme="majorHAnsi" w:eastAsiaTheme="majorEastAsia" w:hAnsiTheme="majorHAnsi" w:cstheme="majorBidi"/>
+      <w:rFonts w:ascii="Times New Roman" w:hAnsi="Times New Roman" w:cs="Times New Roman" w:eastAsia="Times New Roman"/>
       <w:i/>
       <w:iCs/>
       <w:color w:val="4F81BD" w:themeColor="accent1"/>
@@ -13048,6 +13067,11 @@
       </w:numPr>
       <w:contextualSpacing/>
     </w:pPr>
+    <w:rPr>
+      <w:rFonts w:ascii="Times New Roman" w:hAnsi="Times New Roman" w:cs="Times New Roman" w:eastAsia="Times New Roman"/>
+      <w:sz w:val="26"/>
+      <w:szCs w:val="26"/>
+    </w:rPr>
   </w:style>
   <w:style w:type="paragraph" w:styleId="ListBullet2">
     <w:name w:val="List Bullet 2"/>
@@ -13168,7 +13192,7 @@
       </w:tabs>
     </w:pPr>
     <w:rPr>
-      <w:rFonts w:ascii="Courier" w:hAnsi="Courier"/>
+      <w:rFonts w:ascii="Times New Roman" w:hAnsi="Times New Roman" w:cs="Times New Roman" w:eastAsia="Times New Roman"/>
       <w:sz w:val="20"/>
       <w:szCs w:val="20"/>
     </w:rPr>
@@ -13180,7 +13204,7 @@
     <w:uiPriority w:val="99"/>
     <w:rsid w:val="0029639D"/>
     <w:rPr>
-      <w:rFonts w:ascii="Courier" w:hAnsi="Courier"/>
+      <w:rFonts w:ascii="Times New Roman" w:hAnsi="Times New Roman" w:cs="Times New Roman" w:eastAsia="Times New Roman"/>
       <w:sz w:val="20"/>
       <w:szCs w:val="20"/>
     </w:rPr>
@@ -13219,7 +13243,7 @@
     <w:semiHidden/>
     <w:rsid w:val="00FC693F"/>
     <w:rPr>
-      <w:rFonts w:asciiTheme="majorHAnsi" w:eastAsiaTheme="majorEastAsia" w:hAnsiTheme="majorHAnsi" w:cstheme="majorBidi"/>
+      <w:rFonts w:ascii="Times New Roman" w:hAnsi="Times New Roman" w:cs="Times New Roman" w:eastAsia="Times New Roman"/>
       <w:b/>
       <w:bCs/>
       <w:i/>
@@ -13235,7 +13259,7 @@
     <w:semiHidden/>
     <w:rsid w:val="00FC693F"/>
     <w:rPr>
-      <w:rFonts w:asciiTheme="majorHAnsi" w:eastAsiaTheme="majorEastAsia" w:hAnsiTheme="majorHAnsi" w:cstheme="majorBidi"/>
+      <w:rFonts w:ascii="Times New Roman" w:hAnsi="Times New Roman" w:cs="Times New Roman" w:eastAsia="Times New Roman"/>
       <w:color w:val="243F60" w:themeColor="accent1" w:themeShade="7F"/>
     </w:rPr>
   </w:style>
@@ -13247,7 +13271,7 @@
     <w:semiHidden/>
     <w:rsid w:val="00FC693F"/>
     <w:rPr>
-      <w:rFonts w:asciiTheme="majorHAnsi" w:eastAsiaTheme="majorEastAsia" w:hAnsiTheme="majorHAnsi" w:cstheme="majorBidi"/>
+      <w:rFonts w:ascii="Times New Roman" w:hAnsi="Times New Roman" w:cs="Times New Roman" w:eastAsia="Times New Roman"/>
       <w:i/>
       <w:iCs/>
       <w:color w:val="243F60" w:themeColor="accent1" w:themeShade="7F"/>
@@ -13261,7 +13285,7 @@
     <w:semiHidden/>
     <w:rsid w:val="00FC693F"/>
     <w:rPr>
-      <w:rFonts w:asciiTheme="majorHAnsi" w:eastAsiaTheme="majorEastAsia" w:hAnsiTheme="majorHAnsi" w:cstheme="majorBidi"/>
+      <w:rFonts w:ascii="Times New Roman" w:hAnsi="Times New Roman" w:cs="Times New Roman" w:eastAsia="Times New Roman"/>
       <w:i/>
       <w:iCs/>
       <w:color w:val="404040" w:themeColor="text1" w:themeTint="BF"/>
@@ -13275,7 +13299,7 @@
     <w:semiHidden/>
     <w:rsid w:val="00FC693F"/>
     <w:rPr>
-      <w:rFonts w:asciiTheme="majorHAnsi" w:eastAsiaTheme="majorEastAsia" w:hAnsiTheme="majorHAnsi" w:cstheme="majorBidi"/>
+      <w:rFonts w:ascii="Times New Roman" w:hAnsi="Times New Roman" w:cs="Times New Roman" w:eastAsia="Times New Roman"/>
       <w:color w:val="4F81BD" w:themeColor="accent1"/>
       <w:sz w:val="20"/>
       <w:szCs w:val="20"/>
@@ -13289,7 +13313,7 @@
     <w:semiHidden/>
     <w:rsid w:val="00FC693F"/>
     <w:rPr>
-      <w:rFonts w:asciiTheme="majorHAnsi" w:eastAsiaTheme="majorEastAsia" w:hAnsiTheme="majorHAnsi" w:cstheme="majorBidi"/>
+      <w:rFonts w:ascii="Times New Roman" w:hAnsi="Times New Roman" w:cs="Times New Roman" w:eastAsia="Times New Roman"/>
       <w:i/>
       <w:iCs/>
       <w:color w:val="404040" w:themeColor="text1" w:themeTint="BF"/>
@@ -18138,7 +18162,7 @@
       <w:spacing w:after="0" w:line="240" w:lineRule="auto"/>
     </w:pPr>
     <w:rPr>
-      <w:rFonts w:asciiTheme="majorHAnsi" w:eastAsiaTheme="majorEastAsia" w:hAnsiTheme="majorHAnsi" w:cstheme="majorBidi"/>
+      <w:rFonts w:ascii="Times New Roman" w:hAnsi="Times New Roman" w:cs="Times New Roman" w:eastAsia="Times New Roman"/>
       <w:color w:val="000000" w:themeColor="text1"/>
     </w:rPr>
     <w:tblPr>
@@ -18266,7 +18290,7 @@
       <w:spacing w:after="0" w:line="240" w:lineRule="auto"/>
     </w:pPr>
     <w:rPr>
-      <w:rFonts w:asciiTheme="majorHAnsi" w:eastAsiaTheme="majorEastAsia" w:hAnsiTheme="majorHAnsi" w:cstheme="majorBidi"/>
+      <w:rFonts w:ascii="Times New Roman" w:hAnsi="Times New Roman" w:cs="Times New Roman" w:eastAsia="Times New Roman"/>
       <w:color w:val="000000" w:themeColor="text1"/>
     </w:rPr>
     <w:tblPr>
@@ -18394,7 +18418,7 @@
       <w:spacing w:after="0" w:line="240" w:lineRule="auto"/>
     </w:pPr>
     <w:rPr>
-      <w:rFonts w:asciiTheme="majorHAnsi" w:eastAsiaTheme="majorEastAsia" w:hAnsiTheme="majorHAnsi" w:cstheme="majorBidi"/>
+      <w:rFonts w:ascii="Times New Roman" w:hAnsi="Times New Roman" w:cs="Times New Roman" w:eastAsia="Times New Roman"/>
       <w:color w:val="000000" w:themeColor="text1"/>
     </w:rPr>
     <w:tblPr>
@@ -18522,7 +18546,7 @@
       <w:spacing w:after="0" w:line="240" w:lineRule="auto"/>
     </w:pPr>
     <w:rPr>
-      <w:rFonts w:asciiTheme="majorHAnsi" w:eastAsiaTheme="majorEastAsia" w:hAnsiTheme="majorHAnsi" w:cstheme="majorBidi"/>
+      <w:rFonts w:ascii="Times New Roman" w:hAnsi="Times New Roman" w:cs="Times New Roman" w:eastAsia="Times New Roman"/>
       <w:color w:val="000000" w:themeColor="text1"/>
     </w:rPr>
     <w:tblPr>
@@ -18650,7 +18674,7 @@
       <w:spacing w:after="0" w:line="240" w:lineRule="auto"/>
     </w:pPr>
     <w:rPr>
-      <w:rFonts w:asciiTheme="majorHAnsi" w:eastAsiaTheme="majorEastAsia" w:hAnsiTheme="majorHAnsi" w:cstheme="majorBidi"/>
+      <w:rFonts w:ascii="Times New Roman" w:hAnsi="Times New Roman" w:cs="Times New Roman" w:eastAsia="Times New Roman"/>
       <w:color w:val="000000" w:themeColor="text1"/>
     </w:rPr>
     <w:tblPr>
@@ -18778,7 +18802,7 @@
       <w:spacing w:after="0" w:line="240" w:lineRule="auto"/>
     </w:pPr>
     <w:rPr>
-      <w:rFonts w:asciiTheme="majorHAnsi" w:eastAsiaTheme="majorEastAsia" w:hAnsiTheme="majorHAnsi" w:cstheme="majorBidi"/>
+      <w:rFonts w:ascii="Times New Roman" w:hAnsi="Times New Roman" w:cs="Times New Roman" w:eastAsia="Times New Roman"/>
       <w:color w:val="000000" w:themeColor="text1"/>
     </w:rPr>
     <w:tblPr>
@@ -18906,7 +18930,7 @@
       <w:spacing w:after="0" w:line="240" w:lineRule="auto"/>
     </w:pPr>
     <w:rPr>
-      <w:rFonts w:asciiTheme="majorHAnsi" w:eastAsiaTheme="majorEastAsia" w:hAnsiTheme="majorHAnsi" w:cstheme="majorBidi"/>
+      <w:rFonts w:ascii="Times New Roman" w:hAnsi="Times New Roman" w:cs="Times New Roman" w:eastAsia="Times New Roman"/>
       <w:color w:val="000000" w:themeColor="text1"/>
     </w:rPr>
     <w:tblPr>
@@ -19545,7 +19569,7 @@
       <w:spacing w:after="0" w:line="240" w:lineRule="auto"/>
     </w:pPr>
     <w:rPr>
-      <w:rFonts w:asciiTheme="majorHAnsi" w:eastAsiaTheme="majorEastAsia" w:hAnsiTheme="majorHAnsi" w:cstheme="majorBidi"/>
+      <w:rFonts w:ascii="Times New Roman" w:hAnsi="Times New Roman" w:cs="Times New Roman" w:eastAsia="Times New Roman"/>
       <w:color w:val="000000" w:themeColor="text1"/>
     </w:rPr>
     <w:tblPr>
@@ -19670,7 +19694,7 @@
       <w:spacing w:after="0" w:line="240" w:lineRule="auto"/>
     </w:pPr>
     <w:rPr>
-      <w:rFonts w:asciiTheme="majorHAnsi" w:eastAsiaTheme="majorEastAsia" w:hAnsiTheme="majorHAnsi" w:cstheme="majorBidi"/>
+      <w:rFonts w:ascii="Times New Roman" w:hAnsi="Times New Roman" w:cs="Times New Roman" w:eastAsia="Times New Roman"/>
       <w:color w:val="000000" w:themeColor="text1"/>
     </w:rPr>
     <w:tblPr>
@@ -19795,7 +19819,7 @@
       <w:spacing w:after="0" w:line="240" w:lineRule="auto"/>
     </w:pPr>
     <w:rPr>
-      <w:rFonts w:asciiTheme="majorHAnsi" w:eastAsiaTheme="majorEastAsia" w:hAnsiTheme="majorHAnsi" w:cstheme="majorBidi"/>
+      <w:rFonts w:ascii="Times New Roman" w:hAnsi="Times New Roman" w:cs="Times New Roman" w:eastAsia="Times New Roman"/>
       <w:color w:val="000000" w:themeColor="text1"/>
     </w:rPr>
     <w:tblPr>
@@ -19920,7 +19944,7 @@
       <w:spacing w:after="0" w:line="240" w:lineRule="auto"/>
     </w:pPr>
     <w:rPr>
-      <w:rFonts w:asciiTheme="majorHAnsi" w:eastAsiaTheme="majorEastAsia" w:hAnsiTheme="majorHAnsi" w:cstheme="majorBidi"/>
+      <w:rFonts w:ascii="Times New Roman" w:hAnsi="Times New Roman" w:cs="Times New Roman" w:eastAsia="Times New Roman"/>
       <w:color w:val="000000" w:themeColor="text1"/>
     </w:rPr>
     <w:tblPr>
@@ -20045,7 +20069,7 @@
       <w:spacing w:after="0" w:line="240" w:lineRule="auto"/>
     </w:pPr>
     <w:rPr>
-      <w:rFonts w:asciiTheme="majorHAnsi" w:eastAsiaTheme="majorEastAsia" w:hAnsiTheme="majorHAnsi" w:cstheme="majorBidi"/>
+      <w:rFonts w:ascii="Times New Roman" w:hAnsi="Times New Roman" w:cs="Times New Roman" w:eastAsia="Times New Roman"/>
       <w:color w:val="000000" w:themeColor="text1"/>
     </w:rPr>
     <w:tblPr>
@@ -20170,7 +20194,7 @@
       <w:spacing w:after="0" w:line="240" w:lineRule="auto"/>
     </w:pPr>
     <w:rPr>
-      <w:rFonts w:asciiTheme="majorHAnsi" w:eastAsiaTheme="majorEastAsia" w:hAnsiTheme="majorHAnsi" w:cstheme="majorBidi"/>
+      <w:rFonts w:ascii="Times New Roman" w:hAnsi="Times New Roman" w:cs="Times New Roman" w:eastAsia="Times New Roman"/>
       <w:color w:val="000000" w:themeColor="text1"/>
     </w:rPr>
     <w:tblPr>
@@ -20295,7 +20319,7 @@
       <w:spacing w:after="0" w:line="240" w:lineRule="auto"/>
     </w:pPr>
     <w:rPr>
-      <w:rFonts w:asciiTheme="majorHAnsi" w:eastAsiaTheme="majorEastAsia" w:hAnsiTheme="majorHAnsi" w:cstheme="majorBidi"/>
+      <w:rFonts w:ascii="Times New Roman" w:hAnsi="Times New Roman" w:cs="Times New Roman" w:eastAsia="Times New Roman"/>
       <w:color w:val="000000" w:themeColor="text1"/>
     </w:rPr>
     <w:tblPr>
@@ -24248,7 +24272,7 @@
     </a:clrScheme>
     <a:fontScheme name="Office">
       <a:majorFont>
-        <a:latin typeface="Calibri"/>
+        <a:latin typeface="Times New Roman"/>
         <a:ea typeface=""/>
         <a:cs typeface=""/>
         <a:font script="Jpan" typeface="ＭＳ ゴシック"/>
@@ -24283,7 +24307,7 @@
         <a:font script="Geor" typeface="Sylfaen"/>
       </a:majorFont>
       <a:minorFont>
-        <a:latin typeface="Cambria"/>
+        <a:latin typeface="Times New Roman"/>
         <a:ea typeface=""/>
         <a:cs typeface=""/>
         <a:font script="Jpan" typeface="ＭＳ 明朝"/>
@@ -24313,7 +24337,7 @@
         <a:font script="Laoo" typeface="DokChampa"/>
         <a:font script="Sinh" typeface="Iskoola Pota"/>
         <a:font script="Mong" typeface="Mongolian Baiti"/>
-        <a:font script="Viet" typeface="Arial"/>
+        <a:font script="Viet" typeface="Times New Roman"/>
         <a:font script="Uigh" typeface="Microsoft Uighur"/>
         <a:font script="Geor" typeface="Sylfaen"/>
       </a:minorFont>

--- a/docs/handover/word/README.docx
+++ b/docs/handover/word/README.docx
@@ -7,7 +7,7 @@
         <w:pStyle w:val="Title"/>
       </w:pPr>
       <w:r>
-        <w:t>TỔNG QUAN HỆ THỐNG ITAM</w:t>
+        <w:t>Tổng quan hệ thống ITAM</w:t>
       </w:r>
     </w:p>
     <w:p>
@@ -20,7 +20,7 @@
         <w:pStyle w:val="Heading1"/>
       </w:pPr>
       <w:r>
-        <w:t>ĐỐI TƯỢNG SỬ DỤNG</w:t>
+        <w:t>Đối tượng sử dụng</w:t>
       </w:r>
     </w:p>
     <w:p>
@@ -60,47 +60,126 @@
         <w:pStyle w:val="Heading1"/>
       </w:pPr>
       <w:r>
-        <w:t>BỘ TÀI LIỆU</w:t>
+        <w:t>Bộ tài liệu</w:t>
       </w:r>
     </w:p>
     <w:p>
       <w:pPr>
         <w:pStyle w:val="ListBullet"/>
       </w:pPr>
+      <w:r/>
+      <w:hyperlink r:id="rId10">
+        <w:r>
+          <w:rPr>
+            <w:color w:val="0563C1"/>
+          </w:rPr>
+          <w:t>BIEN_BAN_BAN_GIAO.docx</w:t>
+        </w:r>
+      </w:hyperlink>
       <w:r>
-        <w:t>HUONG_DAN_CAI_DAT.docx: chuẩn bị máy, database, cấu hình, chạy ứng dụng và xử lý lỗi.</w:t>
+        <w:t>: phiên bản, kết quả kiểm tra thực tế, mã phiếu demo và phần xác nhận tiếp nhận.</w:t>
       </w:r>
     </w:p>
     <w:p>
       <w:pPr>
         <w:pStyle w:val="ListBullet"/>
       </w:pPr>
+      <w:r/>
+      <w:hyperlink r:id="rId11">
+        <w:r>
+          <w:rPr>
+            <w:color w:val="0563C1"/>
+          </w:rPr>
+          <w:t>TRANG_THAI_TASK.docx</w:t>
+        </w:r>
+      </w:hyperlink>
       <w:r>
-        <w:t>HUONG_DAN_SU_DUNG.docx: các bước thao tác theo vai trò, trạng thái và kết quả mong đợi.</w:t>
+        <w:t>: trạng thái T10–T18/T11B/T12B với source và commit merge.</w:t>
       </w:r>
     </w:p>
     <w:p>
       <w:pPr>
         <w:pStyle w:val="ListBullet"/>
       </w:pPr>
+      <w:r/>
+      <w:hyperlink r:id="rId12">
+        <w:r>
+          <w:rPr>
+            <w:color w:val="0563C1"/>
+          </w:rPr>
+          <w:t>HUONG_DAN_CAI_DAT.docx</w:t>
+        </w:r>
+      </w:hyperlink>
       <w:r>
-        <w:t>DU_LIEU_MAU.docx: tài khoản có sẵn, danh mục và bộ tài sản đề xuất để chuẩn bị demo.</w:t>
+        <w:t>: chuẩn bị máy, database, cấu hình, chạy ứng dụng và xử lý lỗi.</w:t>
       </w:r>
     </w:p>
     <w:p>
       <w:pPr>
         <w:pStyle w:val="ListBullet"/>
       </w:pPr>
+      <w:r/>
+      <w:hyperlink r:id="rId13">
+        <w:r>
+          <w:rPr>
+            <w:color w:val="0563C1"/>
+          </w:rPr>
+          <w:t>HUONG_DAN_SU_DUNG.docx</w:t>
+        </w:r>
+      </w:hyperlink>
       <w:r>
-        <w:t>KICH_BAN_DEMO.docx: trình tự trình diễn, điều kiện đầu vào và các điểm cần xác nhận.</w:t>
+        <w:t>: các bước thao tác theo vai trò, trạng thái và kết quả mong đợi.</w:t>
       </w:r>
     </w:p>
     <w:p>
       <w:pPr>
         <w:pStyle w:val="ListBullet"/>
       </w:pPr>
+      <w:r/>
+      <w:hyperlink r:id="rId14">
+        <w:r>
+          <w:rPr>
+            <w:color w:val="0563C1"/>
+          </w:rPr>
+          <w:t>DU_LIEU_MAU.docx</w:t>
+        </w:r>
+      </w:hyperlink>
       <w:r>
-        <w:t>BACKLOG.docx: các hạng mục phát triển tiếp theo, mức ưu tiên đề xuất và tiêu chí hoàn thành.</w:t>
+        <w:t>: tài khoản có sẵn, danh mục và bộ tài sản đề xuất để chuẩn bị demo.</w:t>
+      </w:r>
+    </w:p>
+    <w:p>
+      <w:pPr>
+        <w:pStyle w:val="ListBullet"/>
+      </w:pPr>
+      <w:r/>
+      <w:hyperlink r:id="rId15">
+        <w:r>
+          <w:rPr>
+            <w:color w:val="0563C1"/>
+          </w:rPr>
+          <w:t>KICH_BAN_DEMO.docx</w:t>
+        </w:r>
+      </w:hyperlink>
+      <w:r>
+        <w:t>: trình tự trình diễn, điều kiện đầu vào và các điểm cần xác nhận.</w:t>
+      </w:r>
+    </w:p>
+    <w:p>
+      <w:pPr>
+        <w:pStyle w:val="ListBullet"/>
+      </w:pPr>
+      <w:r/>
+      <w:hyperlink r:id="rId16">
+        <w:r>
+          <w:rPr>
+            <w:color w:val="0563C1"/>
+          </w:rPr>
+          <w:t>BACKLOG.docx</w:t>
+        </w:r>
+      </w:hyperlink>
+      <w:r>
+        <w:t>: các hạng mục phát triển tiếp theo, mức ưu tiên đề xuất và tiêu chí hoàn thành.</w:t>
       </w:r>
     </w:p>
     <w:p>
@@ -108,7 +187,7 @@
         <w:pStyle w:val="Heading1"/>
       </w:pPr>
       <w:r>
-        <w:t>PHẠM VI CHỨC NĂNG</w:t>
+        <w:t>Phạm vi chức năng</w:t>
       </w:r>
     </w:p>
     <w:p>
@@ -126,7 +205,7 @@
         <w:pStyle w:val="Heading1"/>
       </w:pPr>
       <w:r>
-        <w:t>VAI TRÒ VÀ TRÁCH NHIỆM</w:t>
+        <w:t>Vai trò và trách nhiệm</w:t>
       </w:r>
     </w:p>
     <w:p>
@@ -171,7 +250,7 @@
         <w:pStyle w:val="Heading1"/>
       </w:pPr>
       <w:r>
-        <w:t>KIẾN TRÚC VÀ DỮ LIỆU</w:t>
+        <w:t>Kiến trúc và dữ liệu</w:t>
       </w:r>
     </w:p>
     <w:p>
@@ -224,7 +303,7 @@
         <w:pStyle w:val="Heading1"/>
       </w:pPr>
       <w:r>
-        <w:t>ĐIỀU KIỆN SỬ DỤNG</w:t>
+        <w:t>Điều kiện sử dụng</w:t>
       </w:r>
     </w:p>
     <w:p>
@@ -242,7 +321,7 @@
         <w:pStyle w:val="Heading1"/>
       </w:pPr>
       <w:r>
-        <w:t>GIỚI HẠN PROTOTYPE</w:t>
+        <w:t>Giới hạn prototype</w:t>
       </w:r>
     </w:p>
     <w:p>
@@ -260,7 +339,7 @@
         <w:pStyle w:val="Heading1"/>
       </w:pPr>
       <w:r>
-        <w:t>TIẾP NHẬN VÀ NGHIỆM THU</w:t>
+        <w:t>Tiếp nhận và nghiệm thu</w:t>
       </w:r>
     </w:p>
     <w:p>
@@ -328,7 +407,6 @@
     </w:pPr>
     <w:r>
       <w:rPr>
-        <w:rFonts w:ascii="Times New Roman" w:hAnsi="Times New Roman" w:cs="Times New Roman" w:eastAsia="Times New Roman"/>
         <w:sz w:val="18"/>
       </w:rPr>
       <w:t xml:space="preserve">ITAM  |  </w:t>
@@ -546,9 +624,9 @@
   <w:docDefaults>
     <w:rPrDefault>
       <w:rPr>
-        <w:rFonts w:ascii="Times New Roman" w:hAnsi="Times New Roman" w:cs="Times New Roman" w:eastAsia="Times New Roman"/>
-        <w:sz w:val="26"/>
-        <w:szCs w:val="26"/>
+        <w:rFonts w:asciiTheme="minorHAnsi" w:eastAsiaTheme="minorEastAsia" w:hAnsiTheme="minorHAnsi" w:cstheme="minorBidi"/>
+        <w:sz w:val="22"/>
+        <w:szCs w:val="22"/>
         <w:lang w:val="en-US" w:eastAsia="en-US" w:bidi="ar-SA"/>
       </w:rPr>
     </w:rPrDefault>
@@ -705,10 +783,9 @@
       <w:spacing w:after="120" w:line="259" w:lineRule="auto"/>
     </w:pPr>
     <w:rPr>
-      <w:rFonts w:ascii="Times New Roman" w:hAnsi="Times New Roman" w:cs="Times New Roman" w:eastAsia="Times New Roman"/>
+      <w:rFonts w:ascii="Calibri" w:hAnsi="Calibri"/>
       <w:color w:val="000000"/>
-      <w:sz w:val="26"/>
-      <w:szCs w:val="26"/>
+      <w:sz w:val="22"/>
     </w:rPr>
   </w:style>
   <w:style w:type="paragraph" w:styleId="Header">
@@ -770,13 +847,12 @@
       <w:outlineLvl w:val="0"/>
     </w:pPr>
     <w:rPr>
-      <w:rFonts w:ascii="Times New Roman" w:hAnsi="Times New Roman" w:cs="Times New Roman" w:eastAsia="Times New Roman"/>
+      <w:rFonts w:asciiTheme="majorHAnsi" w:eastAsiaTheme="majorEastAsia" w:hAnsiTheme="majorHAnsi" w:cstheme="majorBidi" w:ascii="Calibri" w:hAnsi="Calibri"/>
       <w:b/>
       <w:bCs/>
       <w:color w:val="000000"/>
-      <w:sz w:val="28"/>
+      <w:sz w:val="32"/>
       <w:szCs w:val="28"/>
-      <w:caps/>
     </w:rPr>
   </w:style>
   <w:style w:type="paragraph" w:styleId="Heading2">
@@ -795,13 +871,12 @@
       <w:outlineLvl w:val="1"/>
     </w:pPr>
     <w:rPr>
-      <w:rFonts w:ascii="Times New Roman" w:hAnsi="Times New Roman" w:cs="Times New Roman" w:eastAsia="Times New Roman"/>
+      <w:rFonts w:asciiTheme="majorHAnsi" w:eastAsiaTheme="majorEastAsia" w:hAnsiTheme="majorHAnsi" w:cstheme="majorBidi" w:ascii="Calibri" w:hAnsi="Calibri"/>
       <w:b/>
       <w:bCs/>
       <w:color w:val="000000"/>
-      <w:sz w:val="28"/>
-      <w:szCs w:val="28"/>
-      <w:caps/>
+      <w:sz w:val="26"/>
+      <w:szCs w:val="26"/>
     </w:rPr>
   </w:style>
   <w:style w:type="paragraph" w:styleId="Heading3">
@@ -820,7 +895,7 @@
       <w:outlineLvl w:val="2"/>
     </w:pPr>
     <w:rPr>
-      <w:rFonts w:ascii="Times New Roman" w:hAnsi="Times New Roman" w:cs="Times New Roman" w:eastAsia="Times New Roman"/>
+      <w:rFonts w:asciiTheme="majorHAnsi" w:eastAsiaTheme="majorEastAsia" w:hAnsiTheme="majorHAnsi" w:cstheme="majorBidi" w:ascii="Calibri" w:hAnsi="Calibri"/>
       <w:b/>
       <w:bCs/>
       <w:color w:val="000000"/>
@@ -844,7 +919,7 @@
       <w:outlineLvl w:val="3"/>
     </w:pPr>
     <w:rPr>
-      <w:rFonts w:ascii="Times New Roman" w:hAnsi="Times New Roman" w:cs="Times New Roman" w:eastAsia="Times New Roman"/>
+      <w:rFonts w:asciiTheme="majorHAnsi" w:eastAsiaTheme="majorEastAsia" w:hAnsiTheme="majorHAnsi" w:cstheme="majorBidi"/>
       <w:b/>
       <w:bCs/>
       <w:i/>
@@ -869,7 +944,7 @@
       <w:outlineLvl w:val="4"/>
     </w:pPr>
     <w:rPr>
-      <w:rFonts w:ascii="Times New Roman" w:hAnsi="Times New Roman" w:cs="Times New Roman" w:eastAsia="Times New Roman"/>
+      <w:rFonts w:asciiTheme="majorHAnsi" w:eastAsiaTheme="majorEastAsia" w:hAnsiTheme="majorHAnsi" w:cstheme="majorBidi"/>
       <w:color w:val="243F60" w:themeColor="accent1" w:themeShade="7F"/>
     </w:rPr>
   </w:style>
@@ -890,7 +965,7 @@
       <w:outlineLvl w:val="5"/>
     </w:pPr>
     <w:rPr>
-      <w:rFonts w:ascii="Times New Roman" w:hAnsi="Times New Roman" w:cs="Times New Roman" w:eastAsia="Times New Roman"/>
+      <w:rFonts w:asciiTheme="majorHAnsi" w:eastAsiaTheme="majorEastAsia" w:hAnsiTheme="majorHAnsi" w:cstheme="majorBidi"/>
       <w:i/>
       <w:iCs/>
       <w:color w:val="243F60" w:themeColor="accent1" w:themeShade="7F"/>
@@ -913,7 +988,7 @@
       <w:outlineLvl w:val="6"/>
     </w:pPr>
     <w:rPr>
-      <w:rFonts w:ascii="Times New Roman" w:hAnsi="Times New Roman" w:cs="Times New Roman" w:eastAsia="Times New Roman"/>
+      <w:rFonts w:asciiTheme="majorHAnsi" w:eastAsiaTheme="majorEastAsia" w:hAnsiTheme="majorHAnsi" w:cstheme="majorBidi"/>
       <w:i/>
       <w:iCs/>
       <w:color w:val="404040" w:themeColor="text1" w:themeTint="BF"/>
@@ -936,7 +1011,7 @@
       <w:outlineLvl w:val="7"/>
     </w:pPr>
     <w:rPr>
-      <w:rFonts w:ascii="Times New Roman" w:hAnsi="Times New Roman" w:cs="Times New Roman" w:eastAsia="Times New Roman"/>
+      <w:rFonts w:asciiTheme="majorHAnsi" w:eastAsiaTheme="majorEastAsia" w:hAnsiTheme="majorHAnsi" w:cstheme="majorBidi"/>
       <w:color w:val="4F81BD" w:themeColor="accent1"/>
       <w:sz w:val="20"/>
       <w:szCs w:val="20"/>
@@ -959,7 +1034,7 @@
       <w:outlineLvl w:val="8"/>
     </w:pPr>
     <w:rPr>
-      <w:rFonts w:ascii="Times New Roman" w:hAnsi="Times New Roman" w:cs="Times New Roman" w:eastAsia="Times New Roman"/>
+      <w:rFonts w:asciiTheme="majorHAnsi" w:eastAsiaTheme="majorEastAsia" w:hAnsiTheme="majorHAnsi" w:cstheme="majorBidi"/>
       <w:i/>
       <w:iCs/>
       <w:color w:val="404040" w:themeColor="text1" w:themeTint="BF"/>
@@ -1010,7 +1085,7 @@
     <w:uiPriority w:val="9"/>
     <w:rsid w:val="00FC693F"/>
     <w:rPr>
-      <w:rFonts w:ascii="Times New Roman" w:hAnsi="Times New Roman" w:cs="Times New Roman" w:eastAsia="Times New Roman"/>
+      <w:rFonts w:asciiTheme="majorHAnsi" w:eastAsiaTheme="majorEastAsia" w:hAnsiTheme="majorHAnsi" w:cstheme="majorBidi"/>
       <w:b/>
       <w:bCs/>
       <w:color w:val="365F91" w:themeColor="accent1" w:themeShade="BF"/>
@@ -1025,7 +1100,7 @@
     <w:uiPriority w:val="9"/>
     <w:rsid w:val="00FC693F"/>
     <w:rPr>
-      <w:rFonts w:ascii="Times New Roman" w:hAnsi="Times New Roman" w:cs="Times New Roman" w:eastAsia="Times New Roman"/>
+      <w:rFonts w:asciiTheme="majorHAnsi" w:eastAsiaTheme="majorEastAsia" w:hAnsiTheme="majorHAnsi" w:cstheme="majorBidi"/>
       <w:b/>
       <w:bCs/>
       <w:color w:val="4F81BD" w:themeColor="accent1"/>
@@ -1040,7 +1115,7 @@
     <w:uiPriority w:val="9"/>
     <w:rsid w:val="00FC693F"/>
     <w:rPr>
-      <w:rFonts w:ascii="Times New Roman" w:hAnsi="Times New Roman" w:cs="Times New Roman" w:eastAsia="Times New Roman"/>
+      <w:rFonts w:asciiTheme="majorHAnsi" w:eastAsiaTheme="majorEastAsia" w:hAnsiTheme="majorHAnsi" w:cstheme="majorBidi"/>
       <w:b/>
       <w:bCs/>
       <w:color w:val="4F81BD" w:themeColor="accent1"/>
@@ -1062,15 +1137,12 @@
       <w:contextualSpacing/>
     </w:pPr>
     <w:rPr>
-      <w:rFonts w:ascii="Times New Roman" w:hAnsi="Times New Roman" w:cs="Times New Roman" w:eastAsia="Times New Roman"/>
+      <w:rFonts w:asciiTheme="majorHAnsi" w:eastAsiaTheme="majorEastAsia" w:hAnsiTheme="majorHAnsi" w:cstheme="majorBidi" w:ascii="Calibri" w:hAnsi="Calibri"/>
       <w:color w:val="000000"/>
       <w:spacing w:val="5"/>
       <w:kern w:val="28"/>
-      <w:sz w:val="28"/>
-      <w:szCs w:val="28"/>
-      <w:b/>
-      <w:bCs/>
-      <w:caps/>
+      <w:sz w:val="46"/>
+      <w:szCs w:val="52"/>
     </w:rPr>
   </w:style>
   <w:style w:type="character" w:customStyle="1" w:styleId="TitleChar">
@@ -1080,7 +1152,7 @@
     <w:uiPriority w:val="10"/>
     <w:rsid w:val="00FC693F"/>
     <w:rPr>
-      <w:rFonts w:ascii="Times New Roman" w:hAnsi="Times New Roman" w:cs="Times New Roman" w:eastAsia="Times New Roman"/>
+      <w:rFonts w:asciiTheme="majorHAnsi" w:eastAsiaTheme="majorEastAsia" w:hAnsiTheme="majorHAnsi" w:cstheme="majorBidi"/>
       <w:color w:val="17365D" w:themeColor="text2" w:themeShade="BF"/>
       <w:spacing w:val="5"/>
       <w:kern w:val="28"/>
@@ -1102,7 +1174,7 @@
       </w:numPr>
     </w:pPr>
     <w:rPr>
-      <w:rFonts w:ascii="Times New Roman" w:hAnsi="Times New Roman" w:cs="Times New Roman" w:eastAsia="Times New Roman"/>
+      <w:rFonts w:asciiTheme="majorHAnsi" w:eastAsiaTheme="majorEastAsia" w:hAnsiTheme="majorHAnsi" w:cstheme="majorBidi"/>
       <w:i/>
       <w:iCs/>
       <w:color w:val="4F81BD" w:themeColor="accent1"/>
@@ -1118,7 +1190,7 @@
     <w:uiPriority w:val="11"/>
     <w:rsid w:val="00FC693F"/>
     <w:rPr>
-      <w:rFonts w:ascii="Times New Roman" w:hAnsi="Times New Roman" w:cs="Times New Roman" w:eastAsia="Times New Roman"/>
+      <w:rFonts w:asciiTheme="majorHAnsi" w:eastAsiaTheme="majorEastAsia" w:hAnsiTheme="majorHAnsi" w:cstheme="majorBidi"/>
       <w:i/>
       <w:iCs/>
       <w:color w:val="4F81BD" w:themeColor="accent1"/>
@@ -1246,10 +1318,8 @@
       <w:contextualSpacing/>
     </w:pPr>
     <w:rPr>
-      <w:rFonts w:ascii="Times New Roman" w:hAnsi="Times New Roman" w:cs="Times New Roman" w:eastAsia="Times New Roman"/>
+      <w:rFonts w:ascii="Calibri" w:hAnsi="Calibri"/>
       <w:color w:val="000000"/>
-      <w:sz w:val="26"/>
-      <w:szCs w:val="26"/>
     </w:rPr>
   </w:style>
   <w:style w:type="paragraph" w:styleId="ListBullet2">
@@ -1291,7 +1361,7 @@
       <w:contextualSpacing/>
     </w:pPr>
     <w:rPr>
-      <w:rFonts w:ascii="Times New Roman" w:hAnsi="Times New Roman" w:cs="Times New Roman" w:eastAsia="Times New Roman"/>
+      <w:rFonts w:ascii="Calibri" w:hAnsi="Calibri"/>
       <w:color w:val="000000"/>
     </w:rPr>
   </w:style>
@@ -1375,7 +1445,7 @@
       </w:tabs>
     </w:pPr>
     <w:rPr>
-      <w:rFonts w:ascii="Times New Roman" w:hAnsi="Times New Roman" w:cs="Times New Roman" w:eastAsia="Times New Roman"/>
+      <w:rFonts w:ascii="Courier" w:hAnsi="Courier"/>
       <w:sz w:val="20"/>
       <w:szCs w:val="20"/>
     </w:rPr>
@@ -1387,7 +1457,7 @@
     <w:uiPriority w:val="99"/>
     <w:rsid w:val="0029639D"/>
     <w:rPr>
-      <w:rFonts w:ascii="Times New Roman" w:hAnsi="Times New Roman" w:cs="Times New Roman" w:eastAsia="Times New Roman"/>
+      <w:rFonts w:ascii="Courier" w:hAnsi="Courier"/>
       <w:sz w:val="20"/>
       <w:szCs w:val="20"/>
     </w:rPr>
@@ -1426,7 +1496,7 @@
     <w:semiHidden/>
     <w:rsid w:val="00FC693F"/>
     <w:rPr>
-      <w:rFonts w:ascii="Times New Roman" w:hAnsi="Times New Roman" w:cs="Times New Roman" w:eastAsia="Times New Roman"/>
+      <w:rFonts w:asciiTheme="majorHAnsi" w:eastAsiaTheme="majorEastAsia" w:hAnsiTheme="majorHAnsi" w:cstheme="majorBidi"/>
       <w:b/>
       <w:bCs/>
       <w:i/>
@@ -1442,7 +1512,7 @@
     <w:semiHidden/>
     <w:rsid w:val="00FC693F"/>
     <w:rPr>
-      <w:rFonts w:ascii="Times New Roman" w:hAnsi="Times New Roman" w:cs="Times New Roman" w:eastAsia="Times New Roman"/>
+      <w:rFonts w:asciiTheme="majorHAnsi" w:eastAsiaTheme="majorEastAsia" w:hAnsiTheme="majorHAnsi" w:cstheme="majorBidi"/>
       <w:color w:val="243F60" w:themeColor="accent1" w:themeShade="7F"/>
     </w:rPr>
   </w:style>
@@ -1454,7 +1524,7 @@
     <w:semiHidden/>
     <w:rsid w:val="00FC693F"/>
     <w:rPr>
-      <w:rFonts w:ascii="Times New Roman" w:hAnsi="Times New Roman" w:cs="Times New Roman" w:eastAsia="Times New Roman"/>
+      <w:rFonts w:asciiTheme="majorHAnsi" w:eastAsiaTheme="majorEastAsia" w:hAnsiTheme="majorHAnsi" w:cstheme="majorBidi"/>
       <w:i/>
       <w:iCs/>
       <w:color w:val="243F60" w:themeColor="accent1" w:themeShade="7F"/>
@@ -1468,7 +1538,7 @@
     <w:semiHidden/>
     <w:rsid w:val="00FC693F"/>
     <w:rPr>
-      <w:rFonts w:ascii="Times New Roman" w:hAnsi="Times New Roman" w:cs="Times New Roman" w:eastAsia="Times New Roman"/>
+      <w:rFonts w:asciiTheme="majorHAnsi" w:eastAsiaTheme="majorEastAsia" w:hAnsiTheme="majorHAnsi" w:cstheme="majorBidi"/>
       <w:i/>
       <w:iCs/>
       <w:color w:val="404040" w:themeColor="text1" w:themeTint="BF"/>
@@ -1482,7 +1552,7 @@
     <w:semiHidden/>
     <w:rsid w:val="00FC693F"/>
     <w:rPr>
-      <w:rFonts w:ascii="Times New Roman" w:hAnsi="Times New Roman" w:cs="Times New Roman" w:eastAsia="Times New Roman"/>
+      <w:rFonts w:asciiTheme="majorHAnsi" w:eastAsiaTheme="majorEastAsia" w:hAnsiTheme="majorHAnsi" w:cstheme="majorBidi"/>
       <w:color w:val="4F81BD" w:themeColor="accent1"/>
       <w:sz w:val="20"/>
       <w:szCs w:val="20"/>
@@ -1496,7 +1566,7 @@
     <w:semiHidden/>
     <w:rsid w:val="00FC693F"/>
     <w:rPr>
-      <w:rFonts w:ascii="Times New Roman" w:hAnsi="Times New Roman" w:cs="Times New Roman" w:eastAsia="Times New Roman"/>
+      <w:rFonts w:asciiTheme="majorHAnsi" w:eastAsiaTheme="majorEastAsia" w:hAnsiTheme="majorHAnsi" w:cstheme="majorBidi"/>
       <w:i/>
       <w:iCs/>
       <w:color w:val="404040" w:themeColor="text1" w:themeTint="BF"/>
@@ -6345,7 +6415,7 @@
       <w:spacing w:after="0" w:line="240" w:lineRule="auto"/>
     </w:pPr>
     <w:rPr>
-      <w:rFonts w:ascii="Times New Roman" w:hAnsi="Times New Roman" w:cs="Times New Roman" w:eastAsia="Times New Roman"/>
+      <w:rFonts w:asciiTheme="majorHAnsi" w:eastAsiaTheme="majorEastAsia" w:hAnsiTheme="majorHAnsi" w:cstheme="majorBidi"/>
       <w:color w:val="000000" w:themeColor="text1"/>
     </w:rPr>
     <w:tblPr>
@@ -6473,7 +6543,7 @@
       <w:spacing w:after="0" w:line="240" w:lineRule="auto"/>
     </w:pPr>
     <w:rPr>
-      <w:rFonts w:ascii="Times New Roman" w:hAnsi="Times New Roman" w:cs="Times New Roman" w:eastAsia="Times New Roman"/>
+      <w:rFonts w:asciiTheme="majorHAnsi" w:eastAsiaTheme="majorEastAsia" w:hAnsiTheme="majorHAnsi" w:cstheme="majorBidi"/>
       <w:color w:val="000000" w:themeColor="text1"/>
     </w:rPr>
     <w:tblPr>
@@ -6601,7 +6671,7 @@
       <w:spacing w:after="0" w:line="240" w:lineRule="auto"/>
     </w:pPr>
     <w:rPr>
-      <w:rFonts w:ascii="Times New Roman" w:hAnsi="Times New Roman" w:cs="Times New Roman" w:eastAsia="Times New Roman"/>
+      <w:rFonts w:asciiTheme="majorHAnsi" w:eastAsiaTheme="majorEastAsia" w:hAnsiTheme="majorHAnsi" w:cstheme="majorBidi"/>
       <w:color w:val="000000" w:themeColor="text1"/>
     </w:rPr>
     <w:tblPr>
@@ -6729,7 +6799,7 @@
       <w:spacing w:after="0" w:line="240" w:lineRule="auto"/>
     </w:pPr>
     <w:rPr>
-      <w:rFonts w:ascii="Times New Roman" w:hAnsi="Times New Roman" w:cs="Times New Roman" w:eastAsia="Times New Roman"/>
+      <w:rFonts w:asciiTheme="majorHAnsi" w:eastAsiaTheme="majorEastAsia" w:hAnsiTheme="majorHAnsi" w:cstheme="majorBidi"/>
       <w:color w:val="000000" w:themeColor="text1"/>
     </w:rPr>
     <w:tblPr>
@@ -6857,7 +6927,7 @@
       <w:spacing w:after="0" w:line="240" w:lineRule="auto"/>
     </w:pPr>
     <w:rPr>
-      <w:rFonts w:ascii="Times New Roman" w:hAnsi="Times New Roman" w:cs="Times New Roman" w:eastAsia="Times New Roman"/>
+      <w:rFonts w:asciiTheme="majorHAnsi" w:eastAsiaTheme="majorEastAsia" w:hAnsiTheme="majorHAnsi" w:cstheme="majorBidi"/>
       <w:color w:val="000000" w:themeColor="text1"/>
     </w:rPr>
     <w:tblPr>
@@ -6985,7 +7055,7 @@
       <w:spacing w:after="0" w:line="240" w:lineRule="auto"/>
     </w:pPr>
     <w:rPr>
-      <w:rFonts w:ascii="Times New Roman" w:hAnsi="Times New Roman" w:cs="Times New Roman" w:eastAsia="Times New Roman"/>
+      <w:rFonts w:asciiTheme="majorHAnsi" w:eastAsiaTheme="majorEastAsia" w:hAnsiTheme="majorHAnsi" w:cstheme="majorBidi"/>
       <w:color w:val="000000" w:themeColor="text1"/>
     </w:rPr>
     <w:tblPr>
@@ -7113,7 +7183,7 @@
       <w:spacing w:after="0" w:line="240" w:lineRule="auto"/>
     </w:pPr>
     <w:rPr>
-      <w:rFonts w:ascii="Times New Roman" w:hAnsi="Times New Roman" w:cs="Times New Roman" w:eastAsia="Times New Roman"/>
+      <w:rFonts w:asciiTheme="majorHAnsi" w:eastAsiaTheme="majorEastAsia" w:hAnsiTheme="majorHAnsi" w:cstheme="majorBidi"/>
       <w:color w:val="000000" w:themeColor="text1"/>
     </w:rPr>
     <w:tblPr>
@@ -7752,7 +7822,7 @@
       <w:spacing w:after="0" w:line="240" w:lineRule="auto"/>
     </w:pPr>
     <w:rPr>
-      <w:rFonts w:ascii="Times New Roman" w:hAnsi="Times New Roman" w:cs="Times New Roman" w:eastAsia="Times New Roman"/>
+      <w:rFonts w:asciiTheme="majorHAnsi" w:eastAsiaTheme="majorEastAsia" w:hAnsiTheme="majorHAnsi" w:cstheme="majorBidi"/>
       <w:color w:val="000000" w:themeColor="text1"/>
     </w:rPr>
     <w:tblPr>
@@ -7877,7 +7947,7 @@
       <w:spacing w:after="0" w:line="240" w:lineRule="auto"/>
     </w:pPr>
     <w:rPr>
-      <w:rFonts w:ascii="Times New Roman" w:hAnsi="Times New Roman" w:cs="Times New Roman" w:eastAsia="Times New Roman"/>
+      <w:rFonts w:asciiTheme="majorHAnsi" w:eastAsiaTheme="majorEastAsia" w:hAnsiTheme="majorHAnsi" w:cstheme="majorBidi"/>
       <w:color w:val="000000" w:themeColor="text1"/>
     </w:rPr>
     <w:tblPr>
@@ -8002,7 +8072,7 @@
       <w:spacing w:after="0" w:line="240" w:lineRule="auto"/>
     </w:pPr>
     <w:rPr>
-      <w:rFonts w:ascii="Times New Roman" w:hAnsi="Times New Roman" w:cs="Times New Roman" w:eastAsia="Times New Roman"/>
+      <w:rFonts w:asciiTheme="majorHAnsi" w:eastAsiaTheme="majorEastAsia" w:hAnsiTheme="majorHAnsi" w:cstheme="majorBidi"/>
       <w:color w:val="000000" w:themeColor="text1"/>
     </w:rPr>
     <w:tblPr>
@@ -8127,7 +8197,7 @@
       <w:spacing w:after="0" w:line="240" w:lineRule="auto"/>
     </w:pPr>
     <w:rPr>
-      <w:rFonts w:ascii="Times New Roman" w:hAnsi="Times New Roman" w:cs="Times New Roman" w:eastAsia="Times New Roman"/>
+      <w:rFonts w:asciiTheme="majorHAnsi" w:eastAsiaTheme="majorEastAsia" w:hAnsiTheme="majorHAnsi" w:cstheme="majorBidi"/>
       <w:color w:val="000000" w:themeColor="text1"/>
     </w:rPr>
     <w:tblPr>
@@ -8252,7 +8322,7 @@
       <w:spacing w:after="0" w:line="240" w:lineRule="auto"/>
     </w:pPr>
     <w:rPr>
-      <w:rFonts w:ascii="Times New Roman" w:hAnsi="Times New Roman" w:cs="Times New Roman" w:eastAsia="Times New Roman"/>
+      <w:rFonts w:asciiTheme="majorHAnsi" w:eastAsiaTheme="majorEastAsia" w:hAnsiTheme="majorHAnsi" w:cstheme="majorBidi"/>
       <w:color w:val="000000" w:themeColor="text1"/>
     </w:rPr>
     <w:tblPr>
@@ -8377,7 +8447,7 @@
       <w:spacing w:after="0" w:line="240" w:lineRule="auto"/>
     </w:pPr>
     <w:rPr>
-      <w:rFonts w:ascii="Times New Roman" w:hAnsi="Times New Roman" w:cs="Times New Roman" w:eastAsia="Times New Roman"/>
+      <w:rFonts w:asciiTheme="majorHAnsi" w:eastAsiaTheme="majorEastAsia" w:hAnsiTheme="majorHAnsi" w:cstheme="majorBidi"/>
       <w:color w:val="000000" w:themeColor="text1"/>
     </w:rPr>
     <w:tblPr>
@@ -8502,7 +8572,7 @@
       <w:spacing w:after="0" w:line="240" w:lineRule="auto"/>
     </w:pPr>
     <w:rPr>
-      <w:rFonts w:ascii="Times New Roman" w:hAnsi="Times New Roman" w:cs="Times New Roman" w:eastAsia="Times New Roman"/>
+      <w:rFonts w:asciiTheme="majorHAnsi" w:eastAsiaTheme="majorEastAsia" w:hAnsiTheme="majorHAnsi" w:cstheme="majorBidi"/>
       <w:color w:val="000000" w:themeColor="text1"/>
     </w:rPr>
     <w:tblPr>
@@ -12417,9 +12487,9 @@
   <w:docDefaults>
     <w:rPrDefault>
       <w:rPr>
-        <w:rFonts w:ascii="Times New Roman" w:hAnsi="Times New Roman" w:cs="Times New Roman" w:eastAsia="Times New Roman"/>
-        <w:sz w:val="26"/>
-        <w:szCs w:val="26"/>
+        <w:rFonts w:asciiTheme="minorHAnsi" w:eastAsiaTheme="minorEastAsia" w:hAnsiTheme="minorHAnsi" w:cstheme="minorBidi"/>
+        <w:sz w:val="22"/>
+        <w:szCs w:val="22"/>
         <w:lang w:val="en-US" w:eastAsia="en-US" w:bidi="ar-SA"/>
       </w:rPr>
     </w:rPrDefault>
@@ -12572,11 +12642,6 @@
     <w:name w:val="Normal"/>
     <w:qFormat/>
     <w:rsid w:val="00FC693F"/>
-    <w:rPr>
-      <w:rFonts w:ascii="Times New Roman" w:hAnsi="Times New Roman" w:cs="Times New Roman" w:eastAsia="Times New Roman"/>
-      <w:sz w:val="26"/>
-      <w:szCs w:val="26"/>
-    </w:rPr>
   </w:style>
   <w:style w:type="paragraph" w:styleId="Heading1">
     <w:name w:val="heading 1"/>
@@ -12593,13 +12658,12 @@
       <w:outlineLvl w:val="0"/>
     </w:pPr>
     <w:rPr>
-      <w:rFonts w:ascii="Times New Roman" w:hAnsi="Times New Roman" w:cs="Times New Roman" w:eastAsia="Times New Roman"/>
+      <w:rFonts w:asciiTheme="majorHAnsi" w:eastAsiaTheme="majorEastAsia" w:hAnsiTheme="majorHAnsi" w:cstheme="majorBidi"/>
       <w:b/>
       <w:bCs/>
       <w:color w:val="365F91" w:themeColor="accent1" w:themeShade="BF"/>
       <w:sz w:val="28"/>
       <w:szCs w:val="28"/>
-      <w:caps/>
     </w:rPr>
   </w:style>
   <w:style w:type="paragraph" w:styleId="Heading2">
@@ -12618,13 +12682,12 @@
       <w:outlineLvl w:val="1"/>
     </w:pPr>
     <w:rPr>
-      <w:rFonts w:ascii="Times New Roman" w:hAnsi="Times New Roman" w:cs="Times New Roman" w:eastAsia="Times New Roman"/>
+      <w:rFonts w:asciiTheme="majorHAnsi" w:eastAsiaTheme="majorEastAsia" w:hAnsiTheme="majorHAnsi" w:cstheme="majorBidi"/>
       <w:b/>
       <w:bCs/>
       <w:color w:val="4F81BD" w:themeColor="accent1"/>
-      <w:sz w:val="28"/>
-      <w:szCs w:val="28"/>
-      <w:caps/>
+      <w:sz w:val="26"/>
+      <w:szCs w:val="26"/>
     </w:rPr>
   </w:style>
   <w:style w:type="paragraph" w:styleId="Heading3">
@@ -12643,7 +12706,7 @@
       <w:outlineLvl w:val="2"/>
     </w:pPr>
     <w:rPr>
-      <w:rFonts w:ascii="Times New Roman" w:hAnsi="Times New Roman" w:cs="Times New Roman" w:eastAsia="Times New Roman"/>
+      <w:rFonts w:asciiTheme="majorHAnsi" w:eastAsiaTheme="majorEastAsia" w:hAnsiTheme="majorHAnsi" w:cstheme="majorBidi"/>
       <w:b/>
       <w:bCs/>
       <w:color w:val="4F81BD" w:themeColor="accent1"/>
@@ -12666,7 +12729,7 @@
       <w:outlineLvl w:val="3"/>
     </w:pPr>
     <w:rPr>
-      <w:rFonts w:ascii="Times New Roman" w:hAnsi="Times New Roman" w:cs="Times New Roman" w:eastAsia="Times New Roman"/>
+      <w:rFonts w:asciiTheme="majorHAnsi" w:eastAsiaTheme="majorEastAsia" w:hAnsiTheme="majorHAnsi" w:cstheme="majorBidi"/>
       <w:b/>
       <w:bCs/>
       <w:i/>
@@ -12691,7 +12754,7 @@
       <w:outlineLvl w:val="4"/>
     </w:pPr>
     <w:rPr>
-      <w:rFonts w:ascii="Times New Roman" w:hAnsi="Times New Roman" w:cs="Times New Roman" w:eastAsia="Times New Roman"/>
+      <w:rFonts w:asciiTheme="majorHAnsi" w:eastAsiaTheme="majorEastAsia" w:hAnsiTheme="majorHAnsi" w:cstheme="majorBidi"/>
       <w:color w:val="243F60" w:themeColor="accent1" w:themeShade="7F"/>
     </w:rPr>
   </w:style>
@@ -12712,7 +12775,7 @@
       <w:outlineLvl w:val="5"/>
     </w:pPr>
     <w:rPr>
-      <w:rFonts w:ascii="Times New Roman" w:hAnsi="Times New Roman" w:cs="Times New Roman" w:eastAsia="Times New Roman"/>
+      <w:rFonts w:asciiTheme="majorHAnsi" w:eastAsiaTheme="majorEastAsia" w:hAnsiTheme="majorHAnsi" w:cstheme="majorBidi"/>
       <w:i/>
       <w:iCs/>
       <w:color w:val="243F60" w:themeColor="accent1" w:themeShade="7F"/>
@@ -12735,7 +12798,7 @@
       <w:outlineLvl w:val="6"/>
     </w:pPr>
     <w:rPr>
-      <w:rFonts w:ascii="Times New Roman" w:hAnsi="Times New Roman" w:cs="Times New Roman" w:eastAsia="Times New Roman"/>
+      <w:rFonts w:asciiTheme="majorHAnsi" w:eastAsiaTheme="majorEastAsia" w:hAnsiTheme="majorHAnsi" w:cstheme="majorBidi"/>
       <w:i/>
       <w:iCs/>
       <w:color w:val="404040" w:themeColor="text1" w:themeTint="BF"/>
@@ -12758,7 +12821,7 @@
       <w:outlineLvl w:val="7"/>
     </w:pPr>
     <w:rPr>
-      <w:rFonts w:ascii="Times New Roman" w:hAnsi="Times New Roman" w:cs="Times New Roman" w:eastAsia="Times New Roman"/>
+      <w:rFonts w:asciiTheme="majorHAnsi" w:eastAsiaTheme="majorEastAsia" w:hAnsiTheme="majorHAnsi" w:cstheme="majorBidi"/>
       <w:color w:val="4F81BD" w:themeColor="accent1"/>
       <w:sz w:val="20"/>
       <w:szCs w:val="20"/>
@@ -12781,7 +12844,7 @@
       <w:outlineLvl w:val="8"/>
     </w:pPr>
     <w:rPr>
-      <w:rFonts w:ascii="Times New Roman" w:hAnsi="Times New Roman" w:cs="Times New Roman" w:eastAsia="Times New Roman"/>
+      <w:rFonts w:asciiTheme="majorHAnsi" w:eastAsiaTheme="majorEastAsia" w:hAnsiTheme="majorHAnsi" w:cstheme="majorBidi"/>
       <w:i/>
       <w:iCs/>
       <w:color w:val="404040" w:themeColor="text1" w:themeTint="BF"/>
@@ -12832,7 +12895,7 @@
     <w:uiPriority w:val="9"/>
     <w:rsid w:val="00FC693F"/>
     <w:rPr>
-      <w:rFonts w:ascii="Times New Roman" w:hAnsi="Times New Roman" w:cs="Times New Roman" w:eastAsia="Times New Roman"/>
+      <w:rFonts w:asciiTheme="majorHAnsi" w:eastAsiaTheme="majorEastAsia" w:hAnsiTheme="majorHAnsi" w:cstheme="majorBidi"/>
       <w:b/>
       <w:bCs/>
       <w:color w:val="365F91" w:themeColor="accent1" w:themeShade="BF"/>
@@ -12847,7 +12910,7 @@
     <w:uiPriority w:val="9"/>
     <w:rsid w:val="00FC693F"/>
     <w:rPr>
-      <w:rFonts w:ascii="Times New Roman" w:hAnsi="Times New Roman" w:cs="Times New Roman" w:eastAsia="Times New Roman"/>
+      <w:rFonts w:asciiTheme="majorHAnsi" w:eastAsiaTheme="majorEastAsia" w:hAnsiTheme="majorHAnsi" w:cstheme="majorBidi"/>
       <w:b/>
       <w:bCs/>
       <w:color w:val="4F81BD" w:themeColor="accent1"/>
@@ -12862,7 +12925,7 @@
     <w:uiPriority w:val="9"/>
     <w:rsid w:val="00FC693F"/>
     <w:rPr>
-      <w:rFonts w:ascii="Times New Roman" w:hAnsi="Times New Roman" w:cs="Times New Roman" w:eastAsia="Times New Roman"/>
+      <w:rFonts w:asciiTheme="majorHAnsi" w:eastAsiaTheme="majorEastAsia" w:hAnsiTheme="majorHAnsi" w:cstheme="majorBidi"/>
       <w:b/>
       <w:bCs/>
       <w:color w:val="4F81BD" w:themeColor="accent1"/>
@@ -12884,15 +12947,12 @@
       <w:contextualSpacing/>
     </w:pPr>
     <w:rPr>
-      <w:rFonts w:ascii="Times New Roman" w:hAnsi="Times New Roman" w:cs="Times New Roman" w:eastAsia="Times New Roman"/>
+      <w:rFonts w:asciiTheme="majorHAnsi" w:eastAsiaTheme="majorEastAsia" w:hAnsiTheme="majorHAnsi" w:cstheme="majorBidi"/>
       <w:color w:val="17365D" w:themeColor="text2" w:themeShade="BF"/>
       <w:spacing w:val="5"/>
       <w:kern w:val="28"/>
-      <w:sz w:val="28"/>
-      <w:szCs w:val="28"/>
-      <w:b/>
-      <w:bCs/>
-      <w:caps/>
+      <w:sz w:val="52"/>
+      <w:szCs w:val="52"/>
     </w:rPr>
   </w:style>
   <w:style w:type="character" w:customStyle="1" w:styleId="TitleChar">
@@ -12902,7 +12962,7 @@
     <w:uiPriority w:val="10"/>
     <w:rsid w:val="00FC693F"/>
     <w:rPr>
-      <w:rFonts w:ascii="Times New Roman" w:hAnsi="Times New Roman" w:cs="Times New Roman" w:eastAsia="Times New Roman"/>
+      <w:rFonts w:asciiTheme="majorHAnsi" w:eastAsiaTheme="majorEastAsia" w:hAnsiTheme="majorHAnsi" w:cstheme="majorBidi"/>
       <w:color w:val="17365D" w:themeColor="text2" w:themeShade="BF"/>
       <w:spacing w:val="5"/>
       <w:kern w:val="28"/>
@@ -12924,7 +12984,7 @@
       </w:numPr>
     </w:pPr>
     <w:rPr>
-      <w:rFonts w:ascii="Times New Roman" w:hAnsi="Times New Roman" w:cs="Times New Roman" w:eastAsia="Times New Roman"/>
+      <w:rFonts w:asciiTheme="majorHAnsi" w:eastAsiaTheme="majorEastAsia" w:hAnsiTheme="majorHAnsi" w:cstheme="majorBidi"/>
       <w:i/>
       <w:iCs/>
       <w:color w:val="4F81BD" w:themeColor="accent1"/>
@@ -12940,7 +13000,7 @@
     <w:uiPriority w:val="11"/>
     <w:rsid w:val="00FC693F"/>
     <w:rPr>
-      <w:rFonts w:ascii="Times New Roman" w:hAnsi="Times New Roman" w:cs="Times New Roman" w:eastAsia="Times New Roman"/>
+      <w:rFonts w:asciiTheme="majorHAnsi" w:eastAsiaTheme="majorEastAsia" w:hAnsiTheme="majorHAnsi" w:cstheme="majorBidi"/>
       <w:i/>
       <w:iCs/>
       <w:color w:val="4F81BD" w:themeColor="accent1"/>
@@ -13067,11 +13127,6 @@
       </w:numPr>
       <w:contextualSpacing/>
     </w:pPr>
-    <w:rPr>
-      <w:rFonts w:ascii="Times New Roman" w:hAnsi="Times New Roman" w:cs="Times New Roman" w:eastAsia="Times New Roman"/>
-      <w:sz w:val="26"/>
-      <w:szCs w:val="26"/>
-    </w:rPr>
   </w:style>
   <w:style w:type="paragraph" w:styleId="ListBullet2">
     <w:name w:val="List Bullet 2"/>
@@ -13192,7 +13247,7 @@
       </w:tabs>
     </w:pPr>
     <w:rPr>
-      <w:rFonts w:ascii="Times New Roman" w:hAnsi="Times New Roman" w:cs="Times New Roman" w:eastAsia="Times New Roman"/>
+      <w:rFonts w:ascii="Courier" w:hAnsi="Courier"/>
       <w:sz w:val="20"/>
       <w:szCs w:val="20"/>
     </w:rPr>
@@ -13204,7 +13259,7 @@
     <w:uiPriority w:val="99"/>
     <w:rsid w:val="0029639D"/>
     <w:rPr>
-      <w:rFonts w:ascii="Times New Roman" w:hAnsi="Times New Roman" w:cs="Times New Roman" w:eastAsia="Times New Roman"/>
+      <w:rFonts w:ascii="Courier" w:hAnsi="Courier"/>
       <w:sz w:val="20"/>
       <w:szCs w:val="20"/>
     </w:rPr>
@@ -13243,7 +13298,7 @@
     <w:semiHidden/>
     <w:rsid w:val="00FC693F"/>
     <w:rPr>
-      <w:rFonts w:ascii="Times New Roman" w:hAnsi="Times New Roman" w:cs="Times New Roman" w:eastAsia="Times New Roman"/>
+      <w:rFonts w:asciiTheme="majorHAnsi" w:eastAsiaTheme="majorEastAsia" w:hAnsiTheme="majorHAnsi" w:cstheme="majorBidi"/>
       <w:b/>
       <w:bCs/>
       <w:i/>
@@ -13259,7 +13314,7 @@
     <w:semiHidden/>
     <w:rsid w:val="00FC693F"/>
     <w:rPr>
-      <w:rFonts w:ascii="Times New Roman" w:hAnsi="Times New Roman" w:cs="Times New Roman" w:eastAsia="Times New Roman"/>
+      <w:rFonts w:asciiTheme="majorHAnsi" w:eastAsiaTheme="majorEastAsia" w:hAnsiTheme="majorHAnsi" w:cstheme="majorBidi"/>
       <w:color w:val="243F60" w:themeColor="accent1" w:themeShade="7F"/>
     </w:rPr>
   </w:style>
@@ -13271,7 +13326,7 @@
     <w:semiHidden/>
     <w:rsid w:val="00FC693F"/>
     <w:rPr>
-      <w:rFonts w:ascii="Times New Roman" w:hAnsi="Times New Roman" w:cs="Times New Roman" w:eastAsia="Times New Roman"/>
+      <w:rFonts w:asciiTheme="majorHAnsi" w:eastAsiaTheme="majorEastAsia" w:hAnsiTheme="majorHAnsi" w:cstheme="majorBidi"/>
       <w:i/>
       <w:iCs/>
       <w:color w:val="243F60" w:themeColor="accent1" w:themeShade="7F"/>
@@ -13285,7 +13340,7 @@
     <w:semiHidden/>
     <w:rsid w:val="00FC693F"/>
     <w:rPr>
-      <w:rFonts w:ascii="Times New Roman" w:hAnsi="Times New Roman" w:cs="Times New Roman" w:eastAsia="Times New Roman"/>
+      <w:rFonts w:asciiTheme="majorHAnsi" w:eastAsiaTheme="majorEastAsia" w:hAnsiTheme="majorHAnsi" w:cstheme="majorBidi"/>
       <w:i/>
       <w:iCs/>
       <w:color w:val="404040" w:themeColor="text1" w:themeTint="BF"/>
@@ -13299,7 +13354,7 @@
     <w:semiHidden/>
     <w:rsid w:val="00FC693F"/>
     <w:rPr>
-      <w:rFonts w:ascii="Times New Roman" w:hAnsi="Times New Roman" w:cs="Times New Roman" w:eastAsia="Times New Roman"/>
+      <w:rFonts w:asciiTheme="majorHAnsi" w:eastAsiaTheme="majorEastAsia" w:hAnsiTheme="majorHAnsi" w:cstheme="majorBidi"/>
       <w:color w:val="4F81BD" w:themeColor="accent1"/>
       <w:sz w:val="20"/>
       <w:szCs w:val="20"/>
@@ -13313,7 +13368,7 @@
     <w:semiHidden/>
     <w:rsid w:val="00FC693F"/>
     <w:rPr>
-      <w:rFonts w:ascii="Times New Roman" w:hAnsi="Times New Roman" w:cs="Times New Roman" w:eastAsia="Times New Roman"/>
+      <w:rFonts w:asciiTheme="majorHAnsi" w:eastAsiaTheme="majorEastAsia" w:hAnsiTheme="majorHAnsi" w:cstheme="majorBidi"/>
       <w:i/>
       <w:iCs/>
       <w:color w:val="404040" w:themeColor="text1" w:themeTint="BF"/>
@@ -18162,7 +18217,7 @@
       <w:spacing w:after="0" w:line="240" w:lineRule="auto"/>
     </w:pPr>
     <w:rPr>
-      <w:rFonts w:ascii="Times New Roman" w:hAnsi="Times New Roman" w:cs="Times New Roman" w:eastAsia="Times New Roman"/>
+      <w:rFonts w:asciiTheme="majorHAnsi" w:eastAsiaTheme="majorEastAsia" w:hAnsiTheme="majorHAnsi" w:cstheme="majorBidi"/>
       <w:color w:val="000000" w:themeColor="text1"/>
     </w:rPr>
     <w:tblPr>
@@ -18290,7 +18345,7 @@
       <w:spacing w:after="0" w:line="240" w:lineRule="auto"/>
     </w:pPr>
     <w:rPr>
-      <w:rFonts w:ascii="Times New Roman" w:hAnsi="Times New Roman" w:cs="Times New Roman" w:eastAsia="Times New Roman"/>
+      <w:rFonts w:asciiTheme="majorHAnsi" w:eastAsiaTheme="majorEastAsia" w:hAnsiTheme="majorHAnsi" w:cstheme="majorBidi"/>
       <w:color w:val="000000" w:themeColor="text1"/>
     </w:rPr>
     <w:tblPr>
@@ -18418,7 +18473,7 @@
       <w:spacing w:after="0" w:line="240" w:lineRule="auto"/>
     </w:pPr>
     <w:rPr>
-      <w:rFonts w:ascii="Times New Roman" w:hAnsi="Times New Roman" w:cs="Times New Roman" w:eastAsia="Times New Roman"/>
+      <w:rFonts w:asciiTheme="majorHAnsi" w:eastAsiaTheme="majorEastAsia" w:hAnsiTheme="majorHAnsi" w:cstheme="majorBidi"/>
       <w:color w:val="000000" w:themeColor="text1"/>
     </w:rPr>
     <w:tblPr>
@@ -18546,7 +18601,7 @@
       <w:spacing w:after="0" w:line="240" w:lineRule="auto"/>
     </w:pPr>
     <w:rPr>
-      <w:rFonts w:ascii="Times New Roman" w:hAnsi="Times New Roman" w:cs="Times New Roman" w:eastAsia="Times New Roman"/>
+      <w:rFonts w:asciiTheme="majorHAnsi" w:eastAsiaTheme="majorEastAsia" w:hAnsiTheme="majorHAnsi" w:cstheme="majorBidi"/>
       <w:color w:val="000000" w:themeColor="text1"/>
     </w:rPr>
     <w:tblPr>
@@ -18674,7 +18729,7 @@
       <w:spacing w:after="0" w:line="240" w:lineRule="auto"/>
     </w:pPr>
     <w:rPr>
-      <w:rFonts w:ascii="Times New Roman" w:hAnsi="Times New Roman" w:cs="Times New Roman" w:eastAsia="Times New Roman"/>
+      <w:rFonts w:asciiTheme="majorHAnsi" w:eastAsiaTheme="majorEastAsia" w:hAnsiTheme="majorHAnsi" w:cstheme="majorBidi"/>
       <w:color w:val="000000" w:themeColor="text1"/>
     </w:rPr>
     <w:tblPr>
@@ -18802,7 +18857,7 @@
       <w:spacing w:after="0" w:line="240" w:lineRule="auto"/>
     </w:pPr>
     <w:rPr>
-      <w:rFonts w:ascii="Times New Roman" w:hAnsi="Times New Roman" w:cs="Times New Roman" w:eastAsia="Times New Roman"/>
+      <w:rFonts w:asciiTheme="majorHAnsi" w:eastAsiaTheme="majorEastAsia" w:hAnsiTheme="majorHAnsi" w:cstheme="majorBidi"/>
       <w:color w:val="000000" w:themeColor="text1"/>
     </w:rPr>
     <w:tblPr>
@@ -18930,7 +18985,7 @@
       <w:spacing w:after="0" w:line="240" w:lineRule="auto"/>
     </w:pPr>
     <w:rPr>
-      <w:rFonts w:ascii="Times New Roman" w:hAnsi="Times New Roman" w:cs="Times New Roman" w:eastAsia="Times New Roman"/>
+      <w:rFonts w:asciiTheme="majorHAnsi" w:eastAsiaTheme="majorEastAsia" w:hAnsiTheme="majorHAnsi" w:cstheme="majorBidi"/>
       <w:color w:val="000000" w:themeColor="text1"/>
     </w:rPr>
     <w:tblPr>
@@ -19569,7 +19624,7 @@
       <w:spacing w:after="0" w:line="240" w:lineRule="auto"/>
     </w:pPr>
     <w:rPr>
-      <w:rFonts w:ascii="Times New Roman" w:hAnsi="Times New Roman" w:cs="Times New Roman" w:eastAsia="Times New Roman"/>
+      <w:rFonts w:asciiTheme="majorHAnsi" w:eastAsiaTheme="majorEastAsia" w:hAnsiTheme="majorHAnsi" w:cstheme="majorBidi"/>
       <w:color w:val="000000" w:themeColor="text1"/>
     </w:rPr>
     <w:tblPr>
@@ -19694,7 +19749,7 @@
       <w:spacing w:after="0" w:line="240" w:lineRule="auto"/>
     </w:pPr>
     <w:rPr>
-      <w:rFonts w:ascii="Times New Roman" w:hAnsi="Times New Roman" w:cs="Times New Roman" w:eastAsia="Times New Roman"/>
+      <w:rFonts w:asciiTheme="majorHAnsi" w:eastAsiaTheme="majorEastAsia" w:hAnsiTheme="majorHAnsi" w:cstheme="majorBidi"/>
       <w:color w:val="000000" w:themeColor="text1"/>
     </w:rPr>
     <w:tblPr>
@@ -19819,7 +19874,7 @@
       <w:spacing w:after="0" w:line="240" w:lineRule="auto"/>
     </w:pPr>
     <w:rPr>
-      <w:rFonts w:ascii="Times New Roman" w:hAnsi="Times New Roman" w:cs="Times New Roman" w:eastAsia="Times New Roman"/>
+      <w:rFonts w:asciiTheme="majorHAnsi" w:eastAsiaTheme="majorEastAsia" w:hAnsiTheme="majorHAnsi" w:cstheme="majorBidi"/>
       <w:color w:val="000000" w:themeColor="text1"/>
     </w:rPr>
     <w:tblPr>
@@ -19944,7 +19999,7 @@
       <w:spacing w:after="0" w:line="240" w:lineRule="auto"/>
     </w:pPr>
     <w:rPr>
-      <w:rFonts w:ascii="Times New Roman" w:hAnsi="Times New Roman" w:cs="Times New Roman" w:eastAsia="Times New Roman"/>
+      <w:rFonts w:asciiTheme="majorHAnsi" w:eastAsiaTheme="majorEastAsia" w:hAnsiTheme="majorHAnsi" w:cstheme="majorBidi"/>
       <w:color w:val="000000" w:themeColor="text1"/>
     </w:rPr>
     <w:tblPr>
@@ -20069,7 +20124,7 @@
       <w:spacing w:after="0" w:line="240" w:lineRule="auto"/>
     </w:pPr>
     <w:rPr>
-      <w:rFonts w:ascii="Times New Roman" w:hAnsi="Times New Roman" w:cs="Times New Roman" w:eastAsia="Times New Roman"/>
+      <w:rFonts w:asciiTheme="majorHAnsi" w:eastAsiaTheme="majorEastAsia" w:hAnsiTheme="majorHAnsi" w:cstheme="majorBidi"/>
       <w:color w:val="000000" w:themeColor="text1"/>
     </w:rPr>
     <w:tblPr>
@@ -20194,7 +20249,7 @@
       <w:spacing w:after="0" w:line="240" w:lineRule="auto"/>
     </w:pPr>
     <w:rPr>
-      <w:rFonts w:ascii="Times New Roman" w:hAnsi="Times New Roman" w:cs="Times New Roman" w:eastAsia="Times New Roman"/>
+      <w:rFonts w:asciiTheme="majorHAnsi" w:eastAsiaTheme="majorEastAsia" w:hAnsiTheme="majorHAnsi" w:cstheme="majorBidi"/>
       <w:color w:val="000000" w:themeColor="text1"/>
     </w:rPr>
     <w:tblPr>
@@ -20319,7 +20374,7 @@
       <w:spacing w:after="0" w:line="240" w:lineRule="auto"/>
     </w:pPr>
     <w:rPr>
-      <w:rFonts w:ascii="Times New Roman" w:hAnsi="Times New Roman" w:cs="Times New Roman" w:eastAsia="Times New Roman"/>
+      <w:rFonts w:asciiTheme="majorHAnsi" w:eastAsiaTheme="majorEastAsia" w:hAnsiTheme="majorHAnsi" w:cstheme="majorBidi"/>
       <w:color w:val="000000" w:themeColor="text1"/>
     </w:rPr>
     <w:tblPr>
@@ -24272,7 +24327,7 @@
     </a:clrScheme>
     <a:fontScheme name="Office">
       <a:majorFont>
-        <a:latin typeface="Times New Roman"/>
+        <a:latin typeface="Calibri"/>
         <a:ea typeface=""/>
         <a:cs typeface=""/>
         <a:font script="Jpan" typeface="ＭＳ ゴシック"/>
@@ -24307,7 +24362,7 @@
         <a:font script="Geor" typeface="Sylfaen"/>
       </a:majorFont>
       <a:minorFont>
-        <a:latin typeface="Times New Roman"/>
+        <a:latin typeface="Cambria"/>
         <a:ea typeface=""/>
         <a:cs typeface=""/>
         <a:font script="Jpan" typeface="ＭＳ 明朝"/>
@@ -24337,7 +24392,7 @@
         <a:font script="Laoo" typeface="DokChampa"/>
         <a:font script="Sinh" typeface="Iskoola Pota"/>
         <a:font script="Mong" typeface="Mongolian Baiti"/>
-        <a:font script="Viet" typeface="Times New Roman"/>
+        <a:font script="Viet" typeface="Arial"/>
         <a:font script="Uigh" typeface="Microsoft Uighur"/>
         <a:font script="Geor" typeface="Sylfaen"/>
       </a:minorFont>
